--- a/2023010026李思绎-网络实习报告.docx
+++ b/2023010026李思绎-网络实习报告.docx
@@ -2017,28 +2017,71 @@
           </w:tcPr>
           <w:p>
             <w:pPr>
-              <w:tabs>
-                <w:tab w:val="clear" w:pos="377"/>
-              </w:tabs>
-              <w:spacing w:line="360" w:lineRule="auto"/>
+              <w:keepNext w:val="0"/>
+              <w:keepLines w:val="0"/>
+              <w:widowControl/>
+              <w:suppressLineNumbers w:val="0"/>
+              <w:jc w:val="center"/>
+              <w:rPr>
+                <w:rFonts w:eastAsiaTheme="majorEastAsia"/>
+                <w:b/>
+                <w:sz w:val="24"/>
+                <w:szCs w:val="24"/>
+                <w:lang w:val="en-US" w:eastAsia="zh-CN"/>
+              </w:rPr>
+            </w:pPr>
+            <w:r>
+              <w:rPr>
+                <w:rFonts w:eastAsiaTheme="majorEastAsia"/>
+                <w:b/>
+                <w:sz w:val="24"/>
+                <w:szCs w:val="24"/>
+                <w:lang w:val="en-US" w:eastAsia="zh-CN"/>
+              </w:rPr>
+              <w:t>基于Vue 3的DNS与ARP协议</w:t>
+            </w:r>
+          </w:p>
+          <w:p>
+            <w:pPr>
+              <w:keepNext w:val="0"/>
+              <w:keepLines w:val="0"/>
+              <w:widowControl/>
+              <w:suppressLineNumbers w:val="0"/>
+              <w:jc w:val="center"/>
+              <w:rPr>
+                <w:rFonts w:eastAsiaTheme="majorEastAsia"/>
+                <w:b/>
+                <w:sz w:val="24"/>
+                <w:szCs w:val="24"/>
+                <w:lang w:val="en-US" w:eastAsia="zh-CN"/>
+              </w:rPr>
+            </w:pPr>
+            <w:r>
+              <w:rPr>
+                <w:rFonts w:eastAsiaTheme="majorEastAsia"/>
+                <w:b/>
+                <w:sz w:val="24"/>
+                <w:szCs w:val="24"/>
+                <w:lang w:val="en-US" w:eastAsia="zh-CN"/>
+              </w:rPr>
+              <w:t>可视化展示系统设计与实现</w:t>
+            </w:r>
+          </w:p>
+          <w:p>
+            <w:pPr>
+              <w:keepNext w:val="0"/>
+              <w:keepLines w:val="0"/>
+              <w:widowControl/>
+              <w:suppressLineNumbers w:val="0"/>
+              <w:jc w:val="left"/>
               <w:rPr>
                 <w:rFonts w:hint="default" w:eastAsiaTheme="majorEastAsia"/>
                 <w:b/>
-                <w:sz w:val="32"/>
-                <w:szCs w:val="32"/>
+                <w:sz w:val="21"/>
+                <w:szCs w:val="21"/>
                 <w:lang w:val="en-US" w:eastAsia="zh-CN"/>
               </w:rPr>
             </w:pPr>
-            <w:r>
-              <w:rPr>
-                <w:rFonts w:hint="eastAsia" w:eastAsiaTheme="majorEastAsia"/>
-                <w:b/>
-                <w:sz w:val="32"/>
-                <w:szCs w:val="32"/>
-                <w:lang w:val="en-US" w:eastAsia="zh-CN"/>
-              </w:rPr>
-              <w:t xml:space="preserve">      </w:t>
-            </w:r>
           </w:p>
         </w:tc>
       </w:tr>
@@ -2304,13 +2347,25 @@
                 <w:tab w:val="clear" w:pos="377"/>
               </w:tabs>
               <w:spacing w:line="360" w:lineRule="auto"/>
-              <w:rPr>
-                <w:rFonts w:eastAsiaTheme="majorEastAsia"/>
+              <w:ind w:firstLine="961" w:firstLineChars="300"/>
+              <w:rPr>
+                <w:rFonts w:hint="default" w:eastAsiaTheme="majorEastAsia"/>
                 <w:b/>
                 <w:sz w:val="32"/>
                 <w:szCs w:val="32"/>
-              </w:rPr>
-            </w:pPr>
+                <w:lang w:val="en-US" w:eastAsia="zh-CN"/>
+              </w:rPr>
+            </w:pPr>
+            <w:r>
+              <w:rPr>
+                <w:rFonts w:hint="eastAsia" w:eastAsiaTheme="majorEastAsia"/>
+                <w:b/>
+                <w:sz w:val="32"/>
+                <w:szCs w:val="32"/>
+                <w:lang w:val="en-US" w:eastAsia="zh-CN"/>
+              </w:rPr>
+              <w:t>朱丽萍、张建兵</w:t>
+            </w:r>
           </w:p>
         </w:tc>
       </w:tr>
@@ -8766,8 +8821,6 @@
           <w:rFonts w:eastAsiaTheme="majorEastAsia"/>
         </w:rPr>
       </w:pPr>
-      <w:bookmarkStart w:id="29" w:name="_GoBack"/>
-      <w:bookmarkEnd w:id="29"/>
       <w:r>
         <w:rPr>
           <w:rFonts w:hint="eastAsia" w:eastAsiaTheme="majorEastAsia"/>
@@ -8830,27 +8883,418 @@
     </w:p>
     <w:p>
       <w:pPr>
-        <w:ind w:firstLine="480" w:firstLineChars="200"/>
-        <w:rPr>
-          <w:rFonts w:eastAsiaTheme="majorEastAsia"/>
-        </w:rPr>
-      </w:pPr>
-      <w:r>
-        <w:rPr>
-          <w:rFonts w:eastAsiaTheme="majorEastAsia"/>
-        </w:rPr>
-        <w:t>展示系统典型运行界面、核心功能演示效果、不同场景下的输出样例；配图清晰、标注完整，图文结合客观呈现系统实际表现。</w:t>
-      </w:r>
+        <w:spacing w:line="360" w:lineRule="auto"/>
+        <w:ind w:firstLine="480"/>
+        <w:rPr>
+          <w:rFonts w:hint="default" w:ascii="宋体" w:hAnsi="宋体" w:eastAsia="宋体" w:cs="宋体"/>
+          <w:sz w:val="24"/>
+          <w:szCs w:val="24"/>
+          <w:lang w:val="en-US"/>
+        </w:rPr>
+      </w:pPr>
+      <w:bookmarkStart w:id="26" w:name="_Toc231829475"/>
+      <w:r>
+        <w:rPr>
+          <w:rFonts w:hint="default"/>
+          <w:lang w:val="en-US"/>
+        </w:rPr>
+        <w:drawing>
+          <wp:anchor distT="0" distB="0" distL="114300" distR="114300" simplePos="0" relativeHeight="251661312" behindDoc="0" locked="0" layoutInCell="1" allowOverlap="1">
+            <wp:simplePos x="0" y="0"/>
+            <wp:positionH relativeFrom="column">
+              <wp:posOffset>635</wp:posOffset>
+            </wp:positionH>
+            <wp:positionV relativeFrom="paragraph">
+              <wp:posOffset>942340</wp:posOffset>
+            </wp:positionV>
+            <wp:extent cx="5404485" cy="3032760"/>
+            <wp:effectExtent l="0" t="0" r="5715" b="15240"/>
+            <wp:wrapTopAndBottom/>
+            <wp:docPr id="10" name="图片 10" descr="截屏2026-06-09 15.39.29"/>
+            <wp:cNvGraphicFramePr>
+              <a:graphicFrameLocks xmlns:a="http://schemas.openxmlformats.org/drawingml/2006/main" noChangeAspect="1"/>
+            </wp:cNvGraphicFramePr>
+            <a:graphic xmlns:a="http://schemas.openxmlformats.org/drawingml/2006/main">
+              <a:graphicData uri="http://schemas.openxmlformats.org/drawingml/2006/picture">
+                <pic:pic xmlns:pic="http://schemas.openxmlformats.org/drawingml/2006/picture">
+                  <pic:nvPicPr>
+                    <pic:cNvPr id="10" name="图片 10" descr="截屏2026-06-09 15.39.29"/>
+                    <pic:cNvPicPr>
+                      <a:picLocks noChangeAspect="1"/>
+                    </pic:cNvPicPr>
+                  </pic:nvPicPr>
+                  <pic:blipFill>
+                    <a:blip r:embed="rId33"/>
+                    <a:srcRect t="5981" r="560"/>
+                    <a:stretch>
+                      <a:fillRect/>
+                    </a:stretch>
+                  </pic:blipFill>
+                  <pic:spPr>
+                    <a:xfrm>
+                      <a:off x="0" y="0"/>
+                      <a:ext cx="5404485" cy="3032760"/>
+                    </a:xfrm>
+                    <a:prstGeom prst="rect">
+                      <a:avLst/>
+                    </a:prstGeom>
+                  </pic:spPr>
+                </pic:pic>
+              </a:graphicData>
+            </a:graphic>
+          </wp:anchor>
+        </w:drawing>
+      </w:r>
+      <w:r>
+        <w:rPr>
+          <w:rFonts w:hint="default" w:ascii="宋体" w:hAnsi="宋体" w:eastAsia="宋体" w:cs="宋体"/>
+          <w:sz w:val="24"/>
+          <w:szCs w:val="24"/>
+          <w:lang w:val="en-US"/>
+        </w:rPr>
+        <w:drawing>
+          <wp:anchor distT="0" distB="0" distL="114300" distR="114300" simplePos="0" relativeHeight="251662336" behindDoc="0" locked="0" layoutInCell="1" allowOverlap="1">
+            <wp:simplePos x="0" y="0"/>
+            <wp:positionH relativeFrom="column">
+              <wp:posOffset>-6985</wp:posOffset>
+            </wp:positionH>
+            <wp:positionV relativeFrom="paragraph">
+              <wp:posOffset>3971290</wp:posOffset>
+            </wp:positionV>
+            <wp:extent cx="5407025" cy="3018790"/>
+            <wp:effectExtent l="0" t="0" r="3175" b="3810"/>
+            <wp:wrapTopAndBottom/>
+            <wp:docPr id="12" name="图片 12" descr="截屏2026-06-09 15.39.38"/>
+            <wp:cNvGraphicFramePr>
+              <a:graphicFrameLocks xmlns:a="http://schemas.openxmlformats.org/drawingml/2006/main" noChangeAspect="1"/>
+            </wp:cNvGraphicFramePr>
+            <a:graphic xmlns:a="http://schemas.openxmlformats.org/drawingml/2006/main">
+              <a:graphicData uri="http://schemas.openxmlformats.org/drawingml/2006/picture">
+                <pic:pic xmlns:pic="http://schemas.openxmlformats.org/drawingml/2006/picture">
+                  <pic:nvPicPr>
+                    <pic:cNvPr id="12" name="图片 12" descr="截屏2026-06-09 15.39.38"/>
+                    <pic:cNvPicPr>
+                      <a:picLocks noChangeAspect="1"/>
+                    </pic:cNvPicPr>
+                  </pic:nvPicPr>
+                  <pic:blipFill>
+                    <a:blip r:embed="rId34"/>
+                    <a:srcRect t="10471"/>
+                    <a:stretch>
+                      <a:fillRect/>
+                    </a:stretch>
+                  </pic:blipFill>
+                  <pic:spPr>
+                    <a:xfrm>
+                      <a:off x="0" y="0"/>
+                      <a:ext cx="5407025" cy="3018790"/>
+                    </a:xfrm>
+                    <a:prstGeom prst="rect">
+                      <a:avLst/>
+                    </a:prstGeom>
+                  </pic:spPr>
+                </pic:pic>
+              </a:graphicData>
+            </a:graphic>
+          </wp:anchor>
+        </w:drawing>
+      </w:r>
+      <w:r>
+        <w:rPr>
+          <w:rFonts w:ascii="宋体" w:hAnsi="宋体" w:eastAsia="宋体" w:cs="宋体"/>
+          <w:sz w:val="24"/>
+          <w:szCs w:val="24"/>
+        </w:rPr>
+        <w:t>系统启动后，前端运行于http://localhost:5173，后端运行于http://localhost:3000。首页展示Three.js 3D粒子背景动效和四个功能入口卡片，用户点击卡片或顶部导航栏切换到不同模块。</w:t>
+      </w:r>
+    </w:p>
+    <w:p>
+      <w:pPr>
+        <w:spacing w:line="360" w:lineRule="auto"/>
+        <w:ind w:firstLine="480"/>
+        <w:rPr>
+          <w:rFonts w:ascii="宋体" w:hAnsi="宋体" w:eastAsia="宋体" w:cs="宋体"/>
+          <w:sz w:val="24"/>
+          <w:szCs w:val="24"/>
+        </w:rPr>
+      </w:pPr>
+      <w:r>
+        <w:rPr>
+          <w:rFonts w:ascii="宋体" w:hAnsi="宋体" w:eastAsia="宋体" w:cs="宋体"/>
+          <w:sz w:val="24"/>
+          <w:szCs w:val="24"/>
+        </w:rPr>
+        <w:t>DNS协议页面：顶部为SVG拓扑图（5个节点+4条连接线），中部为步骤控制栏（上一步/下一步/自动播放/重置），底部左侧为当前步骤详情（标题、描述、报文详情），底部右侧为DNS缓存表的Before/After对比。点击"下一步"时，拓扑图中对应的节点高亮，数据包沿连接线移动，缓存表实时更新。</w:t>
+      </w:r>
+    </w:p>
+    <w:p>
+      <w:pPr>
+        <w:spacing w:line="360" w:lineRule="auto"/>
+        <w:ind w:firstLine="480"/>
+        <w:rPr>
+          <w:rFonts w:hint="default" w:ascii="宋体" w:hAnsi="宋体" w:eastAsia="宋体" w:cs="宋体"/>
+          <w:sz w:val="24"/>
+          <w:szCs w:val="24"/>
+          <w:lang w:val="en-US"/>
+        </w:rPr>
+      </w:pPr>
+      <w:r>
+        <w:rPr>
+          <w:rFonts w:hint="default" w:ascii="宋体" w:hAnsi="宋体" w:eastAsia="宋体" w:cs="宋体"/>
+          <w:sz w:val="24"/>
+          <w:szCs w:val="24"/>
+          <w:lang w:val="en-US"/>
+        </w:rPr>
+        <w:drawing>
+          <wp:anchor distT="0" distB="0" distL="114300" distR="114300" simplePos="0" relativeHeight="251664384" behindDoc="0" locked="0" layoutInCell="1" allowOverlap="1">
+            <wp:simplePos x="0" y="0"/>
+            <wp:positionH relativeFrom="column">
+              <wp:posOffset>142875</wp:posOffset>
+            </wp:positionH>
+            <wp:positionV relativeFrom="paragraph">
+              <wp:posOffset>88265</wp:posOffset>
+            </wp:positionV>
+            <wp:extent cx="5394960" cy="3371850"/>
+            <wp:effectExtent l="0" t="0" r="15240" b="6350"/>
+            <wp:wrapTopAndBottom/>
+            <wp:docPr id="16" name="图片 16" descr="截屏2026-06-09 15.56.13"/>
+            <wp:cNvGraphicFramePr>
+              <a:graphicFrameLocks xmlns:a="http://schemas.openxmlformats.org/drawingml/2006/main" noChangeAspect="1"/>
+            </wp:cNvGraphicFramePr>
+            <a:graphic xmlns:a="http://schemas.openxmlformats.org/drawingml/2006/main">
+              <a:graphicData uri="http://schemas.openxmlformats.org/drawingml/2006/picture">
+                <pic:pic xmlns:pic="http://schemas.openxmlformats.org/drawingml/2006/picture">
+                  <pic:nvPicPr>
+                    <pic:cNvPr id="16" name="图片 16" descr="截屏2026-06-09 15.56.13"/>
+                    <pic:cNvPicPr>
+                      <a:picLocks noChangeAspect="1"/>
+                    </pic:cNvPicPr>
+                  </pic:nvPicPr>
+                  <pic:blipFill>
+                    <a:blip r:embed="rId35"/>
+                    <a:stretch>
+                      <a:fillRect/>
+                    </a:stretch>
+                  </pic:blipFill>
+                  <pic:spPr>
+                    <a:xfrm>
+                      <a:off x="0" y="0"/>
+                      <a:ext cx="5394960" cy="3371850"/>
+                    </a:xfrm>
+                    <a:prstGeom prst="rect">
+                      <a:avLst/>
+                    </a:prstGeom>
+                  </pic:spPr>
+                </pic:pic>
+              </a:graphicData>
+            </a:graphic>
+          </wp:anchor>
+        </w:drawing>
+      </w:r>
+    </w:p>
+    <w:p>
+      <w:pPr>
+        <w:spacing w:line="360" w:lineRule="auto"/>
+        <w:ind w:firstLine="480"/>
+        <w:rPr>
+          <w:rFonts w:ascii="宋体" w:hAnsi="宋体" w:eastAsia="宋体" w:cs="宋体"/>
+          <w:sz w:val="24"/>
+          <w:szCs w:val="24"/>
+        </w:rPr>
+      </w:pPr>
+      <w:r>
+        <w:rPr>
+          <w:rFonts w:ascii="宋体" w:hAnsi="宋体" w:eastAsia="宋体" w:cs="宋体"/>
+          <w:sz w:val="24"/>
+          <w:szCs w:val="24"/>
+        </w:rPr>
+        <w:t>ARP协议页面：布局与DNS页面类似，拓扑图展示3个节点（主机A、交换机、主机B）和2条连接线。底部额外展示ARP缓存表和MAC地址表的双栏Before/After对比，新增条目以高亮标记。第8步汇总步骤同时展示两张表的最终状态。</w:t>
+      </w:r>
+    </w:p>
+    <w:p>
+      <w:pPr>
+        <w:spacing w:line="360" w:lineRule="auto"/>
+        <w:ind w:firstLine="480"/>
+        <w:rPr>
+          <w:rFonts w:ascii="宋体" w:hAnsi="宋体" w:eastAsia="宋体" w:cs="宋体"/>
+          <w:sz w:val="24"/>
+          <w:szCs w:val="24"/>
+        </w:rPr>
+      </w:pPr>
+      <w:r>
+        <w:rPr>
+          <w:rFonts w:ascii="宋体" w:hAnsi="宋体" w:eastAsia="宋体" w:cs="宋体"/>
+          <w:sz w:val="24"/>
+          <w:szCs w:val="24"/>
+        </w:rPr>
+        <w:drawing>
+          <wp:anchor distT="0" distB="0" distL="114300" distR="114300" simplePos="0" relativeHeight="251663360" behindDoc="0" locked="0" layoutInCell="1" allowOverlap="1">
+            <wp:simplePos x="0" y="0"/>
+            <wp:positionH relativeFrom="column">
+              <wp:posOffset>12065</wp:posOffset>
+            </wp:positionH>
+            <wp:positionV relativeFrom="paragraph">
+              <wp:posOffset>94615</wp:posOffset>
+            </wp:positionV>
+            <wp:extent cx="5394960" cy="3371850"/>
+            <wp:effectExtent l="0" t="0" r="15240" b="6350"/>
+            <wp:wrapTopAndBottom/>
+            <wp:docPr id="15" name="图片 15" descr="截屏2026-06-09 15.42.59"/>
+            <wp:cNvGraphicFramePr>
+              <a:graphicFrameLocks xmlns:a="http://schemas.openxmlformats.org/drawingml/2006/main" noChangeAspect="1"/>
+            </wp:cNvGraphicFramePr>
+            <a:graphic xmlns:a="http://schemas.openxmlformats.org/drawingml/2006/main">
+              <a:graphicData uri="http://schemas.openxmlformats.org/drawingml/2006/picture">
+                <pic:pic xmlns:pic="http://schemas.openxmlformats.org/drawingml/2006/picture">
+                  <pic:nvPicPr>
+                    <pic:cNvPr id="15" name="图片 15" descr="截屏2026-06-09 15.42.59"/>
+                    <pic:cNvPicPr>
+                      <a:picLocks noChangeAspect="1"/>
+                    </pic:cNvPicPr>
+                  </pic:nvPicPr>
+                  <pic:blipFill>
+                    <a:blip r:embed="rId36"/>
+                    <a:stretch>
+                      <a:fillRect/>
+                    </a:stretch>
+                  </pic:blipFill>
+                  <pic:spPr>
+                    <a:xfrm>
+                      <a:off x="0" y="0"/>
+                      <a:ext cx="5394960" cy="3371850"/>
+                    </a:xfrm>
+                    <a:prstGeom prst="rect">
+                      <a:avLst/>
+                    </a:prstGeom>
+                  </pic:spPr>
+                </pic:pic>
+              </a:graphicData>
+            </a:graphic>
+          </wp:anchor>
+        </w:drawing>
+      </w:r>
+    </w:p>
+    <w:p>
+      <w:pPr>
+        <w:spacing w:line="360" w:lineRule="auto"/>
+        <w:ind w:firstLine="480"/>
+        <w:rPr>
+          <w:rFonts w:ascii="宋体" w:hAnsi="宋体" w:eastAsia="宋体" w:cs="宋体"/>
+          <w:sz w:val="24"/>
+          <w:szCs w:val="24"/>
+        </w:rPr>
+      </w:pPr>
+      <w:r>
+        <w:rPr>
+          <w:rFonts w:hint="default" w:ascii="宋体" w:hAnsi="宋体" w:eastAsia="宋体" w:cs="宋体"/>
+          <w:sz w:val="24"/>
+          <w:szCs w:val="24"/>
+          <w:lang w:val="en-US"/>
+        </w:rPr>
+        <w:drawing>
+          <wp:anchor distT="0" distB="0" distL="114300" distR="114300" simplePos="0" relativeHeight="251665408" behindDoc="0" locked="0" layoutInCell="1" allowOverlap="1">
+            <wp:simplePos x="0" y="0"/>
+            <wp:positionH relativeFrom="column">
+              <wp:posOffset>-23495</wp:posOffset>
+            </wp:positionH>
+            <wp:positionV relativeFrom="paragraph">
+              <wp:posOffset>1558290</wp:posOffset>
+            </wp:positionV>
+            <wp:extent cx="5421630" cy="3084830"/>
+            <wp:effectExtent l="0" t="0" r="0" b="0"/>
+            <wp:wrapTopAndBottom/>
+            <wp:docPr id="17" name="图片 17" descr="截屏2026-06-09 15.43.21"/>
+            <wp:cNvGraphicFramePr>
+              <a:graphicFrameLocks xmlns:a="http://schemas.openxmlformats.org/drawingml/2006/main" noChangeAspect="1"/>
+            </wp:cNvGraphicFramePr>
+            <a:graphic xmlns:a="http://schemas.openxmlformats.org/drawingml/2006/main">
+              <a:graphicData uri="http://schemas.openxmlformats.org/drawingml/2006/picture">
+                <pic:pic xmlns:pic="http://schemas.openxmlformats.org/drawingml/2006/picture">
+                  <pic:nvPicPr>
+                    <pic:cNvPr id="17" name="图片 17" descr="截屏2026-06-09 15.43.21"/>
+                    <pic:cNvPicPr>
+                      <a:picLocks noChangeAspect="1"/>
+                    </pic:cNvPicPr>
+                  </pic:nvPicPr>
+                  <pic:blipFill>
+                    <a:blip r:embed="rId37"/>
+                    <a:srcRect t="8512" r="-494"/>
+                    <a:stretch>
+                      <a:fillRect/>
+                    </a:stretch>
+                  </pic:blipFill>
+                  <pic:spPr>
+                    <a:xfrm>
+                      <a:off x="0" y="0"/>
+                      <a:ext cx="5421630" cy="3084830"/>
+                    </a:xfrm>
+                    <a:prstGeom prst="rect">
+                      <a:avLst/>
+                    </a:prstGeom>
+                  </pic:spPr>
+                </pic:pic>
+              </a:graphicData>
+            </a:graphic>
+          </wp:anchor>
+        </w:drawing>
+      </w:r>
+      <w:r>
+        <w:rPr>
+          <w:rFonts w:ascii="宋体" w:hAnsi="宋体" w:eastAsia="宋体" w:cs="宋体"/>
+          <w:sz w:val="24"/>
+          <w:szCs w:val="24"/>
+        </w:rPr>
+        <w:t>综合场景页面：左侧为网络拓扑图（H1、交换机、路由器R、Web服务器），右侧上方为步骤控制面板和当前步骤信息，右侧下方为三张联动数据表（ARP缓存表、MAC地址表、DNS缓存表）和TCP状态跟踪。每步切换时三表同步更新，通信日志实时记录。</w:t>
+      </w:r>
+    </w:p>
+    <w:p>
+      <w:pPr>
+        <w:spacing w:line="360" w:lineRule="auto"/>
+        <w:ind w:firstLine="480"/>
+        <w:rPr>
+          <w:rFonts w:ascii="宋体" w:hAnsi="宋体" w:eastAsia="宋体" w:cs="宋体"/>
+          <w:sz w:val="24"/>
+          <w:szCs w:val="24"/>
+        </w:rPr>
+      </w:pPr>
+    </w:p>
+    <w:p>
+      <w:pPr>
+        <w:spacing w:line="360" w:lineRule="auto"/>
+        <w:rPr>
+          <w:rFonts w:ascii="宋体" w:hAnsi="宋体" w:eastAsia="宋体" w:cs="宋体"/>
+          <w:sz w:val="24"/>
+          <w:szCs w:val="24"/>
+        </w:rPr>
+      </w:pPr>
     </w:p>
     <w:p>
       <w:pPr>
         <w:pStyle w:val="3"/>
         <w:spacing w:before="163"/>
         <w:rPr>
+          <w:rFonts w:ascii="宋体" w:hAnsi="宋体" w:eastAsia="宋体" w:cs="宋体"/>
+          <w:sz w:val="24"/>
+          <w:szCs w:val="24"/>
+        </w:rPr>
+      </w:pPr>
+      <w:r>
+        <w:rPr>
+          <w:rFonts w:ascii="宋体" w:hAnsi="宋体" w:eastAsia="宋体" w:cs="宋体"/>
+          <w:sz w:val="24"/>
+          <w:szCs w:val="24"/>
+        </w:rPr>
+        <w:t>知识体系页面：顶部为搜索栏和层级切换标签页，中部为知识点卡片列表（按层级分类），底部为SVG知识图谱。用户可在列表视图和图谱视图之间切换。CRUD操作通过弹窗完成，搜索结果实时显示。</w:t>
+      </w:r>
+    </w:p>
+    <w:p>
+      <w:pPr>
+        <w:pStyle w:val="3"/>
+        <w:spacing w:before="163"/>
+        <w:rPr>
           <w:rFonts w:ascii="Times New Roman" w:eastAsiaTheme="majorEastAsia"/>
         </w:rPr>
       </w:pPr>
-      <w:bookmarkStart w:id="26" w:name="_Toc231829475"/>
       <w:r>
         <w:rPr>
           <w:rFonts w:ascii="Times New Roman" w:eastAsiaTheme="majorEastAsia"/>
@@ -8863,15 +9307,121 @@
       <w:pPr>
         <w:ind w:firstLine="480" w:firstLineChars="200"/>
         <w:rPr>
+          <w:rFonts w:hint="eastAsia" w:eastAsiaTheme="majorEastAsia"/>
+        </w:rPr>
+      </w:pPr>
+      <w:r>
+        <w:rPr>
+          <w:rFonts w:hint="eastAsia" w:eastAsiaTheme="majorEastAsia"/>
+        </w:rPr>
+        <w:t>为验证系统功能的正确性和稳定性，对各功能模块进行了测试。</w:t>
+      </w:r>
+    </w:p>
+    <w:p>
+      <w:pPr>
+        <w:ind w:firstLine="480" w:firstLineChars="200"/>
+        <w:rPr>
+          <w:rFonts w:hint="eastAsia" w:eastAsiaTheme="majorEastAsia"/>
+        </w:rPr>
+      </w:pPr>
+      <w:r>
+        <w:rPr>
+          <w:rFonts w:hint="eastAsia" w:eastAsiaTheme="majorEastAsia"/>
+        </w:rPr>
+        <w:t>DNS协议可视化模块能够正确展示域名解析过程，缓存命中与缓存未命中两种场景均可正常演示，步骤切换和动画展示效果符合预期。</w:t>
+      </w:r>
+    </w:p>
+    <w:p>
+      <w:pPr>
+        <w:ind w:firstLine="480" w:firstLineChars="200"/>
+        <w:rPr>
+          <w:rFonts w:hint="eastAsia" w:eastAsiaTheme="majorEastAsia"/>
+        </w:rPr>
+      </w:pPr>
+      <w:r>
+        <w:rPr>
+          <w:rFonts w:hint="eastAsia" w:eastAsiaTheme="majorEastAsia"/>
+        </w:rPr>
+        <w:t>ARP协议可视化模块能够完整展示ARP请求与ARP应答过程，ARP缓存表和MAC地址表能够随协议执行过程实时更新，相关功能运行正常。</w:t>
+      </w:r>
+    </w:p>
+    <w:p>
+      <w:pPr>
+        <w:ind w:firstLine="480" w:firstLineChars="200"/>
+        <w:rPr>
+          <w:rFonts w:hint="eastAsia" w:eastAsiaTheme="majorEastAsia"/>
+        </w:rPr>
+      </w:pPr>
+      <w:r>
+        <w:rPr>
+          <w:rFonts w:hint="eastAsia" w:eastAsiaTheme="majorEastAsia"/>
+        </w:rPr>
+        <w:t>综合网络场景模拟模块能够按照预设流程展示DNS解析、ARP解析、TCP连接建立以及HTTP通信等过程，各阶段状态变化正确，能够较好地反映多个协议协同工作的过程。</w:t>
+      </w:r>
+    </w:p>
+    <w:p>
+      <w:pPr>
+        <w:ind w:firstLine="480" w:firstLineChars="200"/>
+        <w:rPr>
+          <w:rFonts w:hint="eastAsia" w:eastAsiaTheme="majorEastAsia"/>
+        </w:rPr>
+      </w:pPr>
+      <w:r>
+        <w:rPr>
+          <w:rFonts w:hint="eastAsia" w:eastAsiaTheme="majorEastAsia"/>
+        </w:rPr>
+        <w:t>知识体系模块支持知识点的新增、修改、删除和查询操作，搜索功能能够正常使用。测试过程中新增的数据在系统重启后仍然能够正常保存，说明数据库持久化功能有效。</w:t>
+      </w:r>
+    </w:p>
+    <w:p>
+      <w:pPr>
+        <w:ind w:firstLine="480" w:firstLineChars="200"/>
+        <w:rPr>
+          <w:rFonts w:hint="eastAsia" w:eastAsiaTheme="majorEastAsia"/>
+        </w:rPr>
+      </w:pPr>
+      <w:r>
+        <w:rPr>
+          <w:rFonts w:hint="eastAsia" w:eastAsiaTheme="majorEastAsia"/>
+        </w:rPr>
+        <w:t>知识图谱模块能够正确展示各层知识点之间的关系，节点拖拽、缩放和信息查看等交互功能运行正常。</w:t>
+      </w:r>
+    </w:p>
+    <w:p>
+      <w:pPr>
+        <w:ind w:firstLine="480" w:firstLineChars="200"/>
+        <w:rPr>
+          <w:rFonts w:hint="eastAsia" w:eastAsiaTheme="majorEastAsia"/>
+        </w:rPr>
+      </w:pPr>
+      <w:r>
+        <w:rPr>
+          <w:rFonts w:hint="eastAsia" w:eastAsiaTheme="majorEastAsia"/>
+        </w:rPr>
+        <w:t>此外，对系统进行了构建测试和兼容性测试。项目能够顺利完成构建并正常运行，在Chrome和Safari浏览器下均能够实现主要功能。测试过程中发现个别动画和图谱显示效果仍存在一定优化空间，但不影响系统整体功能的使用。</w:t>
+      </w:r>
+    </w:p>
+    <w:p>
+      <w:pPr>
+        <w:ind w:firstLine="480" w:firstLineChars="200"/>
+        <w:rPr>
           <w:rFonts w:eastAsiaTheme="majorEastAsia"/>
         </w:rPr>
       </w:pPr>
       <w:r>
         <w:rPr>
+          <w:rFonts w:hint="eastAsia" w:eastAsiaTheme="majorEastAsia"/>
+        </w:rPr>
+        <w:t>综合测试结果表明，系统各项功能均能够达到预期设计目标，运行较为稳定，能够满足计算机网络课程学习与演示的基本需求。</w:t>
+      </w:r>
+    </w:p>
+    <w:p>
+      <w:pPr>
+        <w:ind w:firstLine="480" w:firstLineChars="200"/>
+        <w:rPr>
           <w:rFonts w:eastAsiaTheme="majorEastAsia"/>
         </w:rPr>
-        <w:t>结合测试样例开展分析，客观评价系统性能、功能完成度，说明系统优势与实际运行表现。</w:t>
-      </w:r>
+      </w:pPr>
     </w:p>
     <w:p>
       <w:pPr>
@@ -8907,55 +9457,6 @@
     </w:p>
     <w:p>
       <w:pPr>
-        <w:ind w:firstLine="480" w:firstLineChars="200"/>
-        <w:rPr>
-          <w:rFonts w:eastAsiaTheme="majorEastAsia"/>
-        </w:rPr>
-      </w:pPr>
-    </w:p>
-    <w:p>
-      <w:pPr>
-        <w:ind w:firstLine="480" w:firstLineChars="200"/>
-        <w:rPr>
-          <w:rFonts w:eastAsiaTheme="majorEastAsia"/>
-        </w:rPr>
-      </w:pPr>
-    </w:p>
-    <w:p>
-      <w:pPr>
-        <w:ind w:firstLine="480" w:firstLineChars="200"/>
-        <w:rPr>
-          <w:rFonts w:eastAsiaTheme="majorEastAsia"/>
-        </w:rPr>
-      </w:pPr>
-    </w:p>
-    <w:p>
-      <w:pPr>
-        <w:ind w:firstLine="480" w:firstLineChars="200"/>
-        <w:rPr>
-          <w:rFonts w:eastAsiaTheme="majorEastAsia"/>
-        </w:rPr>
-      </w:pPr>
-    </w:p>
-    <w:p>
-      <w:pPr>
-        <w:ind w:firstLine="480" w:firstLineChars="200"/>
-        <w:rPr>
-          <w:rFonts w:eastAsiaTheme="majorEastAsia"/>
-        </w:rPr>
-      </w:pPr>
-    </w:p>
-    <w:p>
-      <w:pPr>
-        <w:ind w:firstLine="480" w:firstLineChars="200"/>
-        <w:rPr>
-          <w:rFonts w:eastAsiaTheme="majorEastAsia"/>
-        </w:rPr>
-      </w:pPr>
-    </w:p>
-    <w:p>
-      <w:pPr>
-        <w:ind w:firstLine="480" w:firstLineChars="200"/>
         <w:rPr>
           <w:rFonts w:eastAsiaTheme="majorEastAsia"/>
         </w:rPr>
@@ -8991,39 +9492,331 @@
     </w:p>
     <w:p>
       <w:pPr>
-        <w:ind w:firstLine="465"/>
-        <w:rPr>
-          <w:rFonts w:eastAsiaTheme="majorEastAsia"/>
-        </w:rPr>
-      </w:pPr>
-      <w:r>
-        <w:rPr>
-          <w:rFonts w:eastAsiaTheme="majorEastAsia"/>
-        </w:rPr>
-        <w:t>成果总结、收获、存在不足及展望</w:t>
-      </w:r>
-    </w:p>
-    <w:p>
-      <w:pPr>
-        <w:ind w:firstLine="465"/>
-        <w:rPr>
-          <w:rFonts w:eastAsiaTheme="majorEastAsia"/>
-        </w:rPr>
-      </w:pPr>
-    </w:p>
-    <w:p>
-      <w:pPr>
-        <w:ind w:firstLine="480" w:firstLineChars="200"/>
-        <w:rPr>
-          <w:rFonts w:eastAsiaTheme="majorEastAsia"/>
-        </w:rPr>
-        <w:sectPr>
-          <w:pgSz w:w="11906" w:h="16838"/>
-          <w:pgMar w:top="1701" w:right="1701" w:bottom="1701" w:left="1701" w:header="1134" w:footer="1134" w:gutter="0"/>
-          <w:cols w:space="720" w:num="1"/>
-          <w:formProt w:val="0"/>
-          <w:docGrid w:type="lines" w:linePitch="327" w:charSpace="-2048"/>
-        </w:sectPr>
+        <w:pStyle w:val="3"/>
+        <w:spacing w:before="163"/>
+        <w:rPr>
+          <w:rFonts w:ascii="Times New Roman" w:eastAsiaTheme="majorEastAsia"/>
+        </w:rPr>
+      </w:pPr>
+      <w:bookmarkStart w:id="28" w:name="_Toc231829477"/>
+      <w:r>
+        <w:rPr>
+          <w:rFonts w:ascii="Times New Roman" w:eastAsiaTheme="majorEastAsia"/>
+        </w:rPr>
+        <w:t>6.1  成果总结</w:t>
+      </w:r>
+    </w:p>
+    <w:p>
+      <w:pPr>
+        <w:spacing w:before="200" w:after="120" w:line="360" w:lineRule="auto"/>
+        <w:ind w:firstLine="360" w:firstLineChars="150"/>
+        <w:rPr>
+          <w:rFonts w:hint="eastAsia" w:ascii="宋体" w:hAnsi="宋体" w:eastAsia="宋体" w:cs="宋体"/>
+          <w:sz w:val="24"/>
+          <w:szCs w:val="24"/>
+        </w:rPr>
+      </w:pPr>
+      <w:r>
+        <w:rPr>
+          <w:rFonts w:hint="eastAsia" w:ascii="宋体" w:hAnsi="宋体" w:eastAsia="宋体" w:cs="宋体"/>
+          <w:sz w:val="24"/>
+          <w:szCs w:val="24"/>
+        </w:rPr>
+        <w:t>本次网络实习完成了“计算机网络知识体系交互展示系统”的设计与实现。系统以计算机网络课程知识为基础，围绕DNS协议、ARP协议以及TCP/IP五层模型知识体系展开设计，主要实现了DNS协议可视化、ARP协议可视化、综合网络通信场景展示和知识体系管理等功能。</w:t>
+      </w:r>
+    </w:p>
+    <w:p>
+      <w:pPr>
+        <w:spacing w:before="200" w:after="120" w:line="360" w:lineRule="auto"/>
+        <w:ind w:firstLine="360" w:firstLineChars="150"/>
+        <w:rPr>
+          <w:rFonts w:hint="eastAsia" w:ascii="宋体" w:hAnsi="宋体" w:eastAsia="宋体" w:cs="宋体"/>
+          <w:sz w:val="24"/>
+          <w:szCs w:val="24"/>
+        </w:rPr>
+      </w:pPr>
+      <w:r>
+        <w:rPr>
+          <w:rFonts w:hint="eastAsia" w:ascii="宋体" w:hAnsi="宋体" w:eastAsia="宋体" w:cs="宋体"/>
+          <w:sz w:val="24"/>
+          <w:szCs w:val="24"/>
+        </w:rPr>
+        <w:t>在协议展示部分，系统能够通过分步骤演示的方式展示DNS域名解析和ARP地址解析过程，并结合数据表变化帮助用户理解协议运行机制。在综合场景部分，系统以主机访问网站为例，对多个网络协议协同工作的过程进行了可视化展示。在知识体系部分，实现了知识点管理、搜索查询以及知识图谱展示等功能。</w:t>
+      </w:r>
+    </w:p>
+    <w:p>
+      <w:pPr>
+        <w:spacing w:before="200" w:after="120" w:line="360" w:lineRule="auto"/>
+        <w:ind w:firstLine="360" w:firstLineChars="150"/>
+        <w:rPr>
+          <w:rFonts w:hint="eastAsia" w:ascii="宋体" w:hAnsi="宋体" w:eastAsia="宋体" w:cs="宋体"/>
+          <w:sz w:val="24"/>
+          <w:szCs w:val="24"/>
+        </w:rPr>
+      </w:pPr>
+      <w:r>
+        <w:rPr>
+          <w:rFonts w:hint="eastAsia" w:ascii="宋体" w:hAnsi="宋体" w:eastAsia="宋体" w:cs="宋体"/>
+          <w:sz w:val="24"/>
+          <w:szCs w:val="24"/>
+        </w:rPr>
+        <w:t>通过本次实习，完成了从需求分析、系统设计到编码实现和测试验证的完整开发过程，较好地达到了课程实习的预期目标。</w:t>
+      </w:r>
+    </w:p>
+    <w:p>
+      <w:pPr>
+        <w:pStyle w:val="3"/>
+        <w:spacing w:before="163"/>
+        <w:rPr>
+          <w:rFonts w:ascii="Times New Roman" w:eastAsiaTheme="majorEastAsia"/>
+        </w:rPr>
+      </w:pPr>
+      <w:r>
+        <w:rPr>
+          <w:rFonts w:ascii="Times New Roman" w:eastAsiaTheme="majorEastAsia"/>
+        </w:rPr>
+        <w:t>6.2  个人收获</w:t>
+      </w:r>
+    </w:p>
+    <w:p>
+      <w:pPr>
+        <w:spacing w:before="200" w:after="120" w:line="360" w:lineRule="auto"/>
+        <w:ind w:firstLine="240" w:firstLineChars="100"/>
+        <w:rPr>
+          <w:rFonts w:hint="eastAsia" w:ascii="宋体" w:hAnsi="宋体" w:eastAsia="宋体" w:cs="宋体"/>
+          <w:sz w:val="24"/>
+          <w:szCs w:val="24"/>
+        </w:rPr>
+      </w:pPr>
+      <w:r>
+        <w:rPr>
+          <w:rFonts w:hint="eastAsia" w:ascii="宋体" w:hAnsi="宋体" w:eastAsia="宋体" w:cs="宋体"/>
+          <w:sz w:val="24"/>
+          <w:szCs w:val="24"/>
+        </w:rPr>
+        <w:t>（1）加深了对计算机网络基础知识的理解。以往对DNS、ARP等协议的学习主要停留在理论层面，而在实际开发过程中，需要将协议工作流程转化为具体的界面展示和交互逻辑，使我对协议运行机制有了更加深入的认识。</w:t>
+      </w:r>
+    </w:p>
+    <w:p>
+      <w:pPr>
+        <w:spacing w:before="200" w:after="120" w:line="360" w:lineRule="auto"/>
+        <w:ind w:firstLine="240" w:firstLineChars="100"/>
+        <w:rPr>
+          <w:rFonts w:hint="eastAsia" w:ascii="宋体" w:hAnsi="宋体" w:eastAsia="宋体" w:cs="宋体"/>
+          <w:sz w:val="24"/>
+          <w:szCs w:val="24"/>
+        </w:rPr>
+      </w:pPr>
+      <w:r>
+        <w:rPr>
+          <w:rFonts w:hint="eastAsia" w:ascii="宋体" w:hAnsi="宋体" w:eastAsia="宋体" w:cs="宋体"/>
+          <w:sz w:val="24"/>
+          <w:szCs w:val="24"/>
+        </w:rPr>
+        <w:t>（2）提升了前后端开发能力。项目采用前后端分离架构进行开发，在实践过程中进一步熟悉了Vue 3、Express以及SQLite等技术的使用方法，对Web应用开发流程有了更加完整的理解。</w:t>
+      </w:r>
+    </w:p>
+    <w:p>
+      <w:pPr>
+        <w:spacing w:before="200" w:after="120" w:line="360" w:lineRule="auto"/>
+        <w:ind w:firstLine="240" w:firstLineChars="100"/>
+        <w:rPr>
+          <w:rFonts w:hint="eastAsia" w:ascii="宋体" w:hAnsi="宋体" w:eastAsia="宋体" w:cs="宋体"/>
+          <w:sz w:val="24"/>
+          <w:szCs w:val="24"/>
+        </w:rPr>
+      </w:pPr>
+      <w:r>
+        <w:rPr>
+          <w:rFonts w:hint="eastAsia" w:ascii="宋体" w:hAnsi="宋体" w:eastAsia="宋体" w:cs="宋体"/>
+          <w:sz w:val="24"/>
+          <w:szCs w:val="24"/>
+        </w:rPr>
+        <w:t>（3）提高了可视化设计与实现能力。通过协议流程动画、网络拓扑展示以及知识图谱等功能的开发，锻炼了使用前端技术进行数据可视化表达的能力。</w:t>
+      </w:r>
+    </w:p>
+    <w:p>
+      <w:pPr>
+        <w:spacing w:before="200" w:after="120" w:line="360" w:lineRule="auto"/>
+        <w:ind w:firstLine="240" w:firstLineChars="100"/>
+        <w:rPr>
+          <w:rFonts w:hint="eastAsia" w:ascii="宋体" w:hAnsi="宋体" w:eastAsia="宋体" w:cs="宋体"/>
+          <w:sz w:val="24"/>
+          <w:szCs w:val="24"/>
+        </w:rPr>
+      </w:pPr>
+      <w:r>
+        <w:rPr>
+          <w:rFonts w:hint="eastAsia" w:ascii="宋体" w:hAnsi="宋体" w:eastAsia="宋体" w:cs="宋体"/>
+          <w:sz w:val="24"/>
+          <w:szCs w:val="24"/>
+        </w:rPr>
+        <w:t>（4）增强了工程实践意识。在项目开发过程中，学习并实践了Git版本管理、代码模块化设计、接口规范以及项目文档编写等内容，对软件工程开发流程有了更直观的认识。</w:t>
+      </w:r>
+    </w:p>
+    <w:p>
+      <w:pPr>
+        <w:spacing w:before="200" w:after="120" w:line="360" w:lineRule="auto"/>
+        <w:rPr>
+          <w:rFonts w:hint="eastAsia" w:ascii="宋体" w:hAnsi="宋体" w:eastAsia="宋体" w:cs="宋体"/>
+          <w:sz w:val="24"/>
+          <w:szCs w:val="24"/>
+        </w:rPr>
+      </w:pPr>
+    </w:p>
+    <w:p>
+      <w:pPr>
+        <w:numPr>
+          <w:ilvl w:val="0"/>
+          <w:numId w:val="2"/>
+        </w:numPr>
+        <w:spacing w:before="200" w:after="120" w:line="360" w:lineRule="auto"/>
+        <w:ind w:firstLine="240" w:firstLineChars="100"/>
+        <w:rPr>
+          <w:rFonts w:hint="eastAsia" w:ascii="宋体" w:hAnsi="宋体" w:eastAsia="宋体" w:cs="宋体"/>
+          <w:sz w:val="24"/>
+          <w:szCs w:val="24"/>
+        </w:rPr>
+      </w:pPr>
+      <w:r>
+        <w:rPr>
+          <w:rFonts w:hint="eastAsia" w:ascii="宋体" w:hAnsi="宋体" w:eastAsia="宋体" w:cs="宋体"/>
+          <w:sz w:val="24"/>
+          <w:szCs w:val="24"/>
+        </w:rPr>
+        <w:t>积累了人工智能辅助开发的实践经验。开发过程中适当借助ChatGPT和Codex等工具进行问题分析、代码调试和功能实现，提高了开发效率。同时也认识到，AI工具能够提供参考和辅助，但最终仍需要开发者结合专业知识进行理解、验证和优化。</w:t>
+      </w:r>
+    </w:p>
+    <w:p>
+      <w:pPr>
+        <w:pStyle w:val="3"/>
+        <w:spacing w:before="163"/>
+        <w:rPr>
+          <w:rFonts w:ascii="Times New Roman" w:eastAsiaTheme="majorEastAsia"/>
+        </w:rPr>
+      </w:pPr>
+      <w:r>
+        <w:rPr>
+          <w:rFonts w:ascii="Times New Roman" w:eastAsiaTheme="majorEastAsia"/>
+        </w:rPr>
+        <w:t>6.3  不足与展望</w:t>
+      </w:r>
+    </w:p>
+    <w:p>
+      <w:pPr>
+        <w:pStyle w:val="17"/>
+        <w:keepNext w:val="0"/>
+        <w:keepLines w:val="0"/>
+        <w:widowControl/>
+        <w:suppressLineNumbers w:val="0"/>
+        <w:ind w:firstLine="240" w:firstLineChars="100"/>
+      </w:pPr>
+      <w:r>
+        <w:t>虽然系统基本完成了预定功能，但仍存在一些有待完善的地方。</w:t>
+      </w:r>
+    </w:p>
+    <w:p>
+      <w:pPr>
+        <w:pStyle w:val="17"/>
+        <w:keepNext w:val="0"/>
+        <w:keepLines w:val="0"/>
+        <w:widowControl/>
+        <w:suppressLineNumbers w:val="0"/>
+        <w:ind w:firstLine="240" w:firstLineChars="100"/>
+      </w:pPr>
+      <w:r>
+        <w:t>首先，综合网络场景模块的自动播放功能目前采用固定时间间隔切换步骤，在部分情况下可能与动画播放节奏不完全匹配。其次，知识图谱在不同浏览器窗口尺寸下的布局效果仍有进一步优化空间。除此之外，首页粒子背景在部分性能较低的设备上可能会带来一定的资源消耗。</w:t>
+      </w:r>
+    </w:p>
+    <w:p>
+      <w:pPr>
+        <w:pStyle w:val="17"/>
+        <w:keepNext w:val="0"/>
+        <w:keepLines w:val="0"/>
+        <w:widowControl/>
+        <w:suppressLineNumbers w:val="0"/>
+        <w:ind w:firstLine="240" w:firstLineChars="100"/>
+      </w:pPr>
+      <w:r>
+        <w:t>后续如果继续完善该项目，可以从以下几个方面进行改进：</w:t>
+      </w:r>
+    </w:p>
+    <w:p>
+      <w:pPr>
+        <w:pStyle w:val="17"/>
+        <w:keepNext w:val="0"/>
+        <w:keepLines w:val="0"/>
+        <w:widowControl/>
+        <w:suppressLineNumbers w:val="0"/>
+      </w:pPr>
+      <w:r>
+        <w:t>（1）增加更多网络协议的可视化展示内容，如TCP连接管理、ICMP协议等；</w:t>
+      </w:r>
+    </w:p>
+    <w:p>
+      <w:pPr>
+        <w:pStyle w:val="17"/>
+        <w:keepNext w:val="0"/>
+        <w:keepLines w:val="0"/>
+        <w:widowControl/>
+        <w:suppressLineNumbers w:val="0"/>
+      </w:pPr>
+      <w:r>
+        <w:t>（2）进一步优化动画效果和交互体验，提高系统的教学演示效果；</w:t>
+      </w:r>
+    </w:p>
+    <w:p>
+      <w:pPr>
+        <w:pStyle w:val="17"/>
+        <w:keepNext w:val="0"/>
+        <w:keepLines w:val="0"/>
+        <w:widowControl/>
+        <w:suppressLineNumbers w:val="0"/>
+      </w:pPr>
+      <w:r>
+        <w:t>（3）丰富知识体系内容，扩展更多计算机网络相关知识点；</w:t>
+      </w:r>
+    </w:p>
+    <w:p>
+      <w:pPr>
+        <w:pStyle w:val="17"/>
+        <w:keepNext w:val="0"/>
+        <w:keepLines w:val="0"/>
+        <w:widowControl/>
+        <w:suppressLineNumbers w:val="0"/>
+      </w:pPr>
+      <w:r>
+        <w:t>（4）增加网络故障模拟等教学功能，帮助学习者理解实际网络环境中的典型问题；</w:t>
+      </w:r>
+    </w:p>
+    <w:p>
+      <w:pPr>
+        <w:pStyle w:val="17"/>
+        <w:keepNext w:val="0"/>
+        <w:keepLines w:val="0"/>
+        <w:widowControl/>
+        <w:suppressLineNumbers w:val="0"/>
+      </w:pPr>
+      <w:r>
+        <w:t>（5）完善系统导出与分享功能，提高系统的实用性和可扩展性。</w:t>
+      </w:r>
+    </w:p>
+    <w:p>
+      <w:pPr>
+        <w:pStyle w:val="17"/>
+        <w:keepNext w:val="0"/>
+        <w:keepLines w:val="0"/>
+        <w:widowControl/>
+        <w:suppressLineNumbers w:val="0"/>
+      </w:pPr>
+    </w:p>
+    <w:p>
+      <w:pPr>
+        <w:pStyle w:val="17"/>
+        <w:keepNext w:val="0"/>
+        <w:keepLines w:val="0"/>
+        <w:widowControl/>
+        <w:suppressLineNumbers w:val="0"/>
       </w:pPr>
     </w:p>
     <w:p>
@@ -9034,7 +9827,6 @@
           <w:rFonts w:ascii="Times New Roman" w:eastAsiaTheme="majorEastAsia"/>
         </w:rPr>
       </w:pPr>
-      <w:bookmarkStart w:id="28" w:name="_Toc231829477"/>
       <w:r>
         <w:rPr>
           <w:rFonts w:ascii="Times New Roman" w:eastAsiaTheme="majorEastAsia"/>
@@ -9045,458 +9837,263 @@
     </w:p>
     <w:p>
       <w:pPr>
-        <w:ind w:firstLine="420" w:firstLineChars="200"/>
-        <w:rPr>
-          <w:rFonts w:eastAsiaTheme="majorEastAsia"/>
-          <w:sz w:val="21"/>
-          <w:szCs w:val="21"/>
-        </w:rPr>
-      </w:pPr>
-      <w:r>
-        <w:rPr>
-          <w:rFonts w:eastAsiaTheme="majorEastAsia"/>
-          <w:sz w:val="21"/>
-          <w:szCs w:val="21"/>
-        </w:rPr>
-        <w:t>参考文献应包含教材、课程资料、官方文档、技术文档和引用资料。若使用人工智能工具（如AI编程、生图、润色文字等），应明确说明工具名称、版本及具体使用场景。参考文献示例：</w:t>
-      </w:r>
-    </w:p>
-    <w:p>
-      <w:pPr>
-        <w:tabs>
-          <w:tab w:val="clear" w:pos="377"/>
-        </w:tabs>
-        <w:ind w:left="414" w:hanging="413" w:hangingChars="197"/>
-        <w:rPr>
-          <w:rFonts w:eastAsiaTheme="majorEastAsia"/>
-          <w:sz w:val="21"/>
-          <w:szCs w:val="21"/>
-        </w:rPr>
-      </w:pPr>
-      <w:r>
-        <w:rPr>
-          <w:rFonts w:eastAsiaTheme="majorEastAsia"/>
-          <w:sz w:val="21"/>
-          <w:szCs w:val="21"/>
-        </w:rPr>
-        <w:t>[1] 蒋有绪, 郭泉水, 马娟, 等. 中国森林群落分类及其群落学特征[M]. 北京: 科学出版社, 1998: 122-125.</w:t>
-      </w:r>
-    </w:p>
-    <w:p>
-      <w:pPr>
-        <w:tabs>
-          <w:tab w:val="clear" w:pos="377"/>
-        </w:tabs>
-        <w:ind w:left="414" w:hanging="413" w:hangingChars="197"/>
-        <w:rPr>
-          <w:rFonts w:eastAsiaTheme="majorEastAsia"/>
-          <w:sz w:val="21"/>
-          <w:szCs w:val="21"/>
-        </w:rPr>
-      </w:pPr>
-      <w:r>
-        <w:rPr>
-          <w:rFonts w:eastAsiaTheme="majorEastAsia"/>
-          <w:sz w:val="21"/>
-          <w:szCs w:val="21"/>
-        </w:rPr>
-        <w:t>[2] 唐绪军. 报业经济与报业经营[M]. 北京: 新华出版社, 1999: 117-121.</w:t>
-      </w:r>
-    </w:p>
-    <w:p>
-      <w:pPr>
-        <w:tabs>
-          <w:tab w:val="clear" w:pos="377"/>
-        </w:tabs>
-        <w:ind w:left="414" w:hanging="413" w:hangingChars="197"/>
-        <w:rPr>
-          <w:rFonts w:eastAsiaTheme="majorEastAsia"/>
-          <w:sz w:val="21"/>
-          <w:szCs w:val="21"/>
-        </w:rPr>
-      </w:pPr>
-      <w:r>
-        <w:rPr>
-          <w:rFonts w:eastAsiaTheme="majorEastAsia"/>
-          <w:sz w:val="21"/>
-          <w:szCs w:val="21"/>
-        </w:rPr>
-        <w:t>[3] 霍斯尼 R K. 谷物科学与工艺学原理[M]. 李庆龙, 译. 北京: 中国食品出版社, 1989: 232-235.</w:t>
-      </w:r>
-    </w:p>
-    <w:p>
-      <w:pPr>
-        <w:tabs>
-          <w:tab w:val="clear" w:pos="377"/>
-        </w:tabs>
-        <w:ind w:left="414" w:hanging="413" w:hangingChars="197"/>
-        <w:rPr>
-          <w:rFonts w:eastAsiaTheme="majorEastAsia"/>
-          <w:sz w:val="21"/>
-          <w:szCs w:val="21"/>
-        </w:rPr>
-      </w:pPr>
-      <w:r>
-        <w:rPr>
-          <w:rFonts w:eastAsiaTheme="majorEastAsia"/>
-          <w:sz w:val="21"/>
-          <w:szCs w:val="21"/>
-        </w:rPr>
-        <w:t>[4] CRAWFPRD W, GORMAN M. Future libraries: dreams, madness, &amp; reality[M]. Chicago: American Library Association, 1995: 17-21.</w:t>
-      </w:r>
-    </w:p>
-    <w:p>
-      <w:pPr>
-        <w:tabs>
-          <w:tab w:val="clear" w:pos="377"/>
-        </w:tabs>
-        <w:ind w:left="414" w:hanging="413" w:hangingChars="197"/>
-        <w:rPr>
-          <w:rFonts w:eastAsiaTheme="majorEastAsia"/>
-          <w:sz w:val="21"/>
-          <w:szCs w:val="21"/>
-        </w:rPr>
-      </w:pPr>
-      <w:r>
-        <w:rPr>
-          <w:rFonts w:eastAsiaTheme="majorEastAsia"/>
-          <w:sz w:val="21"/>
-          <w:szCs w:val="21"/>
-        </w:rPr>
-        <w:t>[5] 中国力学学会. 第3届全国实验流体力学学术会议论文集[C]. 天津: 天津科学出版社, 1990: 27-29.</w:t>
-      </w:r>
-    </w:p>
-    <w:p>
-      <w:pPr>
-        <w:tabs>
-          <w:tab w:val="clear" w:pos="377"/>
-        </w:tabs>
-        <w:ind w:left="414" w:hanging="413" w:hangingChars="197"/>
-        <w:rPr>
-          <w:rFonts w:eastAsiaTheme="majorEastAsia"/>
-          <w:sz w:val="21"/>
-          <w:szCs w:val="21"/>
-        </w:rPr>
-      </w:pPr>
-      <w:r>
-        <w:rPr>
-          <w:rFonts w:eastAsiaTheme="majorEastAsia"/>
-          <w:sz w:val="21"/>
-          <w:szCs w:val="21"/>
-        </w:rPr>
-        <w:t>[6] ROSENTHALL E M. Proceedings of the Fifth Canadian Mathematical Congress, University of Montreal, 1961[C]. Toronto: University of Toronto Press, 1963: 67-71.</w:t>
-      </w:r>
-    </w:p>
-    <w:p>
-      <w:pPr>
-        <w:tabs>
-          <w:tab w:val="clear" w:pos="377"/>
-        </w:tabs>
-        <w:ind w:left="414" w:hanging="413" w:hangingChars="197"/>
-        <w:rPr>
-          <w:rFonts w:eastAsiaTheme="majorEastAsia"/>
-          <w:sz w:val="21"/>
-          <w:szCs w:val="21"/>
-        </w:rPr>
-      </w:pPr>
-      <w:r>
-        <w:rPr>
-          <w:rFonts w:eastAsiaTheme="majorEastAsia"/>
-          <w:sz w:val="21"/>
-          <w:szCs w:val="21"/>
-        </w:rPr>
-        <w:t>[7] 陶仁骥, 李军, 张华, 等. 密码学与数学[J]. 自然杂志, 1984, 7(7): 122-125.</w:t>
-      </w:r>
-    </w:p>
-    <w:p>
-      <w:pPr>
-        <w:tabs>
-          <w:tab w:val="clear" w:pos="377"/>
-        </w:tabs>
-        <w:ind w:left="414" w:hanging="413" w:hangingChars="197"/>
-        <w:rPr>
-          <w:rFonts w:eastAsiaTheme="majorEastAsia"/>
-          <w:sz w:val="21"/>
-          <w:szCs w:val="21"/>
-        </w:rPr>
-      </w:pPr>
-      <w:r>
-        <w:rPr>
-          <w:rFonts w:eastAsiaTheme="majorEastAsia"/>
-          <w:sz w:val="21"/>
-          <w:szCs w:val="21"/>
-        </w:rPr>
-        <w:t>[8] 地质图编目组. 亚洲地层与地质历史概述[J]. 地质学报, 1978(3): 194-208.</w:t>
-      </w:r>
-    </w:p>
-    <w:p>
-      <w:pPr>
-        <w:tabs>
-          <w:tab w:val="clear" w:pos="377"/>
-        </w:tabs>
-        <w:ind w:left="414" w:hanging="413" w:hangingChars="197"/>
-        <w:rPr>
-          <w:rFonts w:eastAsiaTheme="majorEastAsia"/>
-          <w:sz w:val="21"/>
-          <w:szCs w:val="21"/>
-        </w:rPr>
-      </w:pPr>
-      <w:r>
-        <w:rPr>
-          <w:rFonts w:eastAsiaTheme="majorEastAsia"/>
-          <w:sz w:val="21"/>
-          <w:szCs w:val="21"/>
-        </w:rPr>
-        <w:t>[9] DES MARAIS D J, STRAUSS H, SUMMONS R E, et al. Carbon isotope evidence for the stepwise oxidation of the Proterozoic environment [J]. Nature, 1992, 359: 605-609.</w:t>
-      </w:r>
-    </w:p>
-    <w:p>
-      <w:pPr>
-        <w:tabs>
-          <w:tab w:val="clear" w:pos="377"/>
-        </w:tabs>
-        <w:ind w:left="414" w:hanging="413" w:hangingChars="197"/>
-        <w:rPr>
-          <w:rFonts w:eastAsiaTheme="majorEastAsia"/>
-          <w:sz w:val="21"/>
-          <w:szCs w:val="21"/>
-        </w:rPr>
-      </w:pPr>
-      <w:r>
-        <w:rPr>
-          <w:rFonts w:eastAsiaTheme="majorEastAsia"/>
-          <w:sz w:val="21"/>
-          <w:szCs w:val="21"/>
-        </w:rPr>
-        <w:t>[10] 莫少强. 数字式中文全文文献格式的设计与研究[J/OL]. 情报学报, 1999, 18(4): 1-6[2001-07-08]. http://www.data.com.cn/990407.htm.</w:t>
-      </w:r>
-    </w:p>
-    <w:p>
-      <w:pPr>
-        <w:tabs>
-          <w:tab w:val="clear" w:pos="377"/>
-        </w:tabs>
-        <w:ind w:left="414" w:hanging="413" w:hangingChars="197"/>
-        <w:rPr>
-          <w:rFonts w:eastAsiaTheme="majorEastAsia"/>
-          <w:sz w:val="21"/>
-          <w:szCs w:val="21"/>
-        </w:rPr>
-      </w:pPr>
-      <w:r>
-        <w:rPr>
-          <w:rFonts w:eastAsiaTheme="majorEastAsia"/>
-          <w:sz w:val="21"/>
-          <w:szCs w:val="21"/>
-        </w:rPr>
-        <w:t>[11] 丁文祥. 数字革命与竞争国际化[N]. 中国青年报, 2000-11-20(15).</w:t>
-      </w:r>
-    </w:p>
-    <w:p>
-      <w:pPr>
-        <w:tabs>
-          <w:tab w:val="clear" w:pos="377"/>
-        </w:tabs>
-        <w:ind w:left="414" w:hanging="413" w:hangingChars="197"/>
-        <w:rPr>
-          <w:rFonts w:eastAsiaTheme="majorEastAsia"/>
-          <w:sz w:val="21"/>
-          <w:szCs w:val="21"/>
-        </w:rPr>
-      </w:pPr>
-      <w:r>
-        <w:rPr>
-          <w:rFonts w:eastAsiaTheme="majorEastAsia"/>
-          <w:sz w:val="21"/>
-          <w:szCs w:val="21"/>
-        </w:rPr>
-        <w:t>[12] 张志祥. 间断动力系统的随机扰动及其在守恒律方程中的应用[D]. 北京: 北京大学, 1998: 32-35.</w:t>
-      </w:r>
-    </w:p>
-    <w:p>
-      <w:pPr>
-        <w:tabs>
-          <w:tab w:val="clear" w:pos="377"/>
-        </w:tabs>
-        <w:ind w:left="414" w:hanging="413" w:hangingChars="197"/>
-        <w:rPr>
-          <w:rFonts w:eastAsiaTheme="majorEastAsia"/>
-          <w:sz w:val="21"/>
-          <w:szCs w:val="21"/>
-        </w:rPr>
-      </w:pPr>
-      <w:r>
-        <w:rPr>
-          <w:rFonts w:eastAsiaTheme="majorEastAsia"/>
-          <w:sz w:val="21"/>
-          <w:szCs w:val="21"/>
-        </w:rPr>
-        <w:t>[13] CALMS R B. Infrared spectroscopic studies on solid oxygen[D]. Berkeley: Univ. of California. 1965: 42-43.</w:t>
-      </w:r>
-    </w:p>
-    <w:p>
-      <w:pPr>
-        <w:tabs>
-          <w:tab w:val="clear" w:pos="377"/>
-        </w:tabs>
-        <w:ind w:left="414" w:hanging="413" w:hangingChars="197"/>
-        <w:rPr>
-          <w:rFonts w:eastAsiaTheme="majorEastAsia"/>
-          <w:sz w:val="21"/>
-          <w:szCs w:val="21"/>
-        </w:rPr>
-      </w:pPr>
-      <w:r>
-        <w:rPr>
-          <w:rFonts w:eastAsiaTheme="majorEastAsia"/>
-          <w:sz w:val="21"/>
-          <w:szCs w:val="21"/>
-        </w:rPr>
-        <w:t>[14] 刘加林. 多功能一次性压舌板: 中国, 92214985.2[P]. 1993-04-14.</w:t>
-      </w:r>
-    </w:p>
-    <w:p>
-      <w:pPr>
-        <w:tabs>
-          <w:tab w:val="clear" w:pos="377"/>
-        </w:tabs>
-        <w:ind w:left="414" w:hanging="413" w:hangingChars="197"/>
-        <w:rPr>
-          <w:rFonts w:eastAsiaTheme="majorEastAsia"/>
-          <w:sz w:val="21"/>
-          <w:szCs w:val="21"/>
-        </w:rPr>
-      </w:pPr>
-      <w:r>
-        <w:rPr>
-          <w:rFonts w:eastAsiaTheme="majorEastAsia"/>
-          <w:sz w:val="21"/>
-          <w:szCs w:val="21"/>
-        </w:rPr>
-        <w:t>[15] 河北绿洲生态环境科技有限公司. 一种荒漠化地区生态植被综合培育种植方法: 中国, 01129210.5[P/OL].2001-10-24[2002-05-28].http://211.152.9.47/sipoasp/zlijs/hyjs-yx-new.asp?recid=01129210.5&amp;leixin.</w:t>
-      </w:r>
-    </w:p>
-    <w:p>
-      <w:pPr>
-        <w:tabs>
-          <w:tab w:val="clear" w:pos="377"/>
-        </w:tabs>
-        <w:ind w:left="414" w:hanging="413" w:hangingChars="197"/>
-        <w:rPr>
-          <w:rFonts w:eastAsiaTheme="majorEastAsia"/>
-          <w:sz w:val="21"/>
-          <w:szCs w:val="21"/>
-        </w:rPr>
-      </w:pPr>
-      <w:r>
-        <w:rPr>
-          <w:rFonts w:eastAsiaTheme="majorEastAsia"/>
-          <w:sz w:val="21"/>
-          <w:szCs w:val="21"/>
-        </w:rPr>
-        <w:t>[16] 国家标准局信息分类编码研究所. GB/T 2659-1986世界各国和地区名称代码[S]//全国文献工作标准化技术委员会. 文献工作国家标准汇编: 3. 北京: 中国标准出版社, 1988: 91-92.</w:t>
-      </w:r>
-    </w:p>
-    <w:p>
-      <w:pPr>
-        <w:tabs>
-          <w:tab w:val="clear" w:pos="377"/>
-        </w:tabs>
-        <w:ind w:left="414" w:hanging="413" w:hangingChars="197"/>
-        <w:rPr>
-          <w:rFonts w:eastAsiaTheme="majorEastAsia"/>
-          <w:sz w:val="21"/>
-          <w:szCs w:val="21"/>
-        </w:rPr>
-      </w:pPr>
-      <w:r>
-        <w:rPr>
-          <w:rFonts w:eastAsiaTheme="majorEastAsia"/>
-          <w:sz w:val="21"/>
-          <w:szCs w:val="21"/>
-        </w:rPr>
-        <w:t>[17] BUSECK P R, NORD G L, VEBLEN D R. Subsolidus phenomena in pyroxenes[M]// PREWITT C T. Pyroxense. Washington, D. C. : Mineralogical Society of America, c1980: 117-211.</w:t>
-      </w:r>
-    </w:p>
-    <w:p>
-      <w:pPr>
-        <w:tabs>
-          <w:tab w:val="clear" w:pos="377"/>
-        </w:tabs>
-        <w:ind w:left="414" w:hanging="413" w:hangingChars="197"/>
-        <w:rPr>
-          <w:rFonts w:eastAsiaTheme="majorEastAsia"/>
-          <w:sz w:val="21"/>
-          <w:szCs w:val="21"/>
-        </w:rPr>
-      </w:pPr>
-      <w:r>
-        <w:rPr>
-          <w:rFonts w:eastAsiaTheme="majorEastAsia"/>
-          <w:sz w:val="21"/>
-          <w:szCs w:val="21"/>
-        </w:rPr>
-        <w:t>[18] 江向东. 互联网环境下的信息处理与图书管理系统解决方案[J/OL]. 情报学报, 1999, 18(2): 4[2000-01-18]. http://www.cnki.com/000407.html.</w:t>
-      </w:r>
-    </w:p>
-    <w:p>
-      <w:pPr>
-        <w:tabs>
-          <w:tab w:val="clear" w:pos="377"/>
-        </w:tabs>
-        <w:ind w:left="414" w:hanging="413" w:hangingChars="197"/>
-        <w:rPr>
-          <w:rFonts w:eastAsiaTheme="majorEastAsia"/>
-          <w:sz w:val="21"/>
-          <w:szCs w:val="21"/>
-        </w:rPr>
-      </w:pPr>
-      <w:r>
-        <w:rPr>
-          <w:rFonts w:eastAsiaTheme="majorEastAsia"/>
-          <w:sz w:val="21"/>
-          <w:szCs w:val="21"/>
-        </w:rPr>
-        <w:t>[19] 萧钮. 出版业信息化迈人快车道[EB/OL]. (2001-12-19)[2002-04-15]. http://www.data.com/020415.html.</w:t>
-      </w:r>
-    </w:p>
-    <w:p>
-      <w:pPr>
-        <w:tabs>
-          <w:tab w:val="clear" w:pos="377"/>
-        </w:tabs>
-        <w:ind w:left="414" w:hanging="413" w:hangingChars="197"/>
-        <w:rPr>
-          <w:rFonts w:eastAsiaTheme="majorEastAsia"/>
-          <w:sz w:val="21"/>
-          <w:szCs w:val="21"/>
-        </w:rPr>
-      </w:pPr>
-      <w:r>
-        <w:rPr>
-          <w:rFonts w:eastAsiaTheme="majorEastAsia"/>
-          <w:sz w:val="21"/>
-          <w:szCs w:val="21"/>
-        </w:rPr>
-        <w:t>[20] CHRISTINE M. Plant physiology: plant biology in the Genome Era[J/OL]. Science, 1998, 281: 331-332[1998-09-23]. http://www.data.com/980923.html.</w:t>
-      </w:r>
-    </w:p>
-    <w:p>
-      <w:pPr>
-        <w:rPr>
-          <w:rFonts w:eastAsiaTheme="majorEastAsia"/>
-          <w:sz w:val="21"/>
-          <w:szCs w:val="21"/>
-        </w:rPr>
-        <w:sectPr>
-          <w:headerReference r:id="rId28" w:type="even"/>
-          <w:footerReference r:id="rId29" w:type="even"/>
-          <w:pgSz w:w="11906" w:h="16838"/>
-          <w:pgMar w:top="1701" w:right="1701" w:bottom="1701" w:left="1701" w:header="1134" w:footer="1134" w:gutter="0"/>
-          <w:cols w:space="720" w:num="1"/>
-          <w:formProt w:val="0"/>
-          <w:docGrid w:type="lines" w:linePitch="327" w:charSpace="-2048"/>
-        </w:sectPr>
+        <w:spacing w:line="360" w:lineRule="auto"/>
+      </w:pPr>
+      <w:r>
+        <w:rPr>
+          <w:rFonts w:ascii="宋体" w:hAnsi="宋体" w:eastAsia="宋体" w:cs="宋体"/>
+          <w:sz w:val="24"/>
+          <w:szCs w:val="24"/>
+        </w:rPr>
+        <w:t>[1] 谢希仁. 计算机网络（第8版）[M]. 北京: 电子工业出版社, 2021.</w:t>
+      </w:r>
+    </w:p>
+    <w:p>
+      <w:pPr>
+        <w:spacing w:line="360" w:lineRule="auto"/>
+      </w:pPr>
+      <w:r>
+        <w:rPr>
+          <w:rFonts w:ascii="宋体" w:hAnsi="宋体" w:eastAsia="宋体" w:cs="宋体"/>
+          <w:sz w:val="24"/>
+          <w:szCs w:val="24"/>
+        </w:rPr>
+        <w:t>[2] James F. Kurose, Keith W. Ross. Computer Networking: A Top-Down Approach (8th Edition)[M]. Pearson, 2021.</w:t>
+      </w:r>
+    </w:p>
+    <w:p>
+      <w:pPr>
+        <w:spacing w:line="360" w:lineRule="auto"/>
+      </w:pPr>
+      <w:r>
+        <w:rPr>
+          <w:rFonts w:ascii="宋体" w:hAnsi="宋体" w:eastAsia="宋体" w:cs="宋体"/>
+          <w:sz w:val="24"/>
+          <w:szCs w:val="24"/>
+        </w:rPr>
+        <w:t>[3] Vue.js官方文档[EB/OL]. https://vuejs.org/</w:t>
+      </w:r>
+    </w:p>
+    <w:p>
+      <w:pPr>
+        <w:spacing w:line="360" w:lineRule="auto"/>
+      </w:pPr>
+      <w:r>
+        <w:rPr>
+          <w:rFonts w:ascii="宋体" w:hAnsi="宋体" w:eastAsia="宋体" w:cs="宋体"/>
+          <w:sz w:val="24"/>
+          <w:szCs w:val="24"/>
+        </w:rPr>
+        <w:t>[4] Vite官方文档[EB/OL]. https://vitejs.dev/</w:t>
+      </w:r>
+    </w:p>
+    <w:p>
+      <w:pPr>
+        <w:spacing w:line="360" w:lineRule="auto"/>
+      </w:pPr>
+      <w:r>
+        <w:rPr>
+          <w:rFonts w:ascii="宋体" w:hAnsi="宋体" w:eastAsia="宋体" w:cs="宋体"/>
+          <w:sz w:val="24"/>
+          <w:szCs w:val="24"/>
+        </w:rPr>
+        <w:t>[5] Express官方文档[EB/OL]. https://expressjs.com/</w:t>
+      </w:r>
+    </w:p>
+    <w:p>
+      <w:pPr>
+        <w:spacing w:line="360" w:lineRule="auto"/>
+      </w:pPr>
+      <w:r>
+        <w:rPr>
+          <w:rFonts w:ascii="宋体" w:hAnsi="宋体" w:eastAsia="宋体" w:cs="宋体"/>
+          <w:sz w:val="24"/>
+          <w:szCs w:val="24"/>
+        </w:rPr>
+        <w:t>[6] better-sqlite3文档[EB/OL]. https://github.com/WiseLibs/better-sqlite3</w:t>
+      </w:r>
+    </w:p>
+    <w:p>
+      <w:pPr>
+        <w:spacing w:line="360" w:lineRule="auto"/>
+      </w:pPr>
+      <w:r>
+        <w:rPr>
+          <w:rFonts w:ascii="宋体" w:hAnsi="宋体" w:eastAsia="宋体" w:cs="宋体"/>
+          <w:sz w:val="24"/>
+          <w:szCs w:val="24"/>
+        </w:rPr>
+        <w:t>[7] Tailwind CSS官方文档[EB/OL]. https://tailwindcss.com/</w:t>
+      </w:r>
+    </w:p>
+    <w:p>
+      <w:pPr>
+        <w:spacing w:line="360" w:lineRule="auto"/>
+      </w:pPr>
+      <w:r>
+        <w:rPr>
+          <w:rFonts w:ascii="宋体" w:hAnsi="宋体" w:eastAsia="宋体" w:cs="宋体"/>
+          <w:sz w:val="24"/>
+          <w:szCs w:val="24"/>
+        </w:rPr>
+        <w:t>[8] Three.js官方文档[EB/OL]. https://threejs.org/</w:t>
+      </w:r>
+    </w:p>
+    <w:p>
+      <w:pPr>
+        <w:spacing w:line="360" w:lineRule="auto"/>
+      </w:pPr>
+      <w:r>
+        <w:rPr>
+          <w:rFonts w:ascii="宋体" w:hAnsi="宋体" w:eastAsia="宋体" w:cs="宋体"/>
+          <w:sz w:val="24"/>
+          <w:szCs w:val="24"/>
+        </w:rPr>
+        <w:t>[9] MDN Web Docs - DNS[EB/OL]. https://developer.mozilla.org/en-US/docs/Glossary/DNS</w:t>
+      </w:r>
+    </w:p>
+    <w:p>
+      <w:pPr>
+        <w:spacing w:line="360" w:lineRule="auto"/>
+      </w:pPr>
+      <w:r>
+        <w:rPr>
+          <w:rFonts w:ascii="宋体" w:hAnsi="宋体" w:eastAsia="宋体" w:cs="宋体"/>
+          <w:sz w:val="24"/>
+          <w:szCs w:val="24"/>
+        </w:rPr>
+        <w:t>[10] RFC 1035 - Domain Names - Implementation and Specification[EB/OL]. https://www.rfc-editor.org/rfc/rfc1035</w:t>
+      </w:r>
+    </w:p>
+    <w:p>
+      <w:pPr>
+        <w:spacing w:line="360" w:lineRule="auto"/>
+      </w:pPr>
+      <w:r>
+        <w:rPr>
+          <w:rFonts w:ascii="宋体" w:hAnsi="宋体" w:eastAsia="宋体" w:cs="宋体"/>
+          <w:sz w:val="24"/>
+          <w:szCs w:val="24"/>
+        </w:rPr>
+        <w:t>[11] RFC 826 - An Ethernet Address Resolution Protocol[EB/OL]. https://www.rfc-editor.org/rfc/rfc826</w:t>
+      </w:r>
+    </w:p>
+    <w:p>
+      <w:pPr>
+        <w:spacing w:line="360" w:lineRule="auto"/>
+        <w:rPr>
+          <w:rFonts w:ascii="宋体" w:hAnsi="宋体" w:eastAsia="宋体" w:cs="宋体"/>
+          <w:sz w:val="24"/>
+          <w:szCs w:val="24"/>
+        </w:rPr>
+      </w:pPr>
+      <w:r>
+        <w:rPr>
+          <w:rFonts w:ascii="宋体" w:hAnsi="宋体" w:eastAsia="宋体" w:cs="宋体"/>
+          <w:sz w:val="24"/>
+          <w:szCs w:val="24"/>
+        </w:rPr>
+        <w:t>[12] GitHub Copilot. AI编程辅助工具，用于代码补全和调试辅助，版本2026.5，使用场景：Vue组件编写、Express路由实现、数据库查询优化。</w:t>
+      </w:r>
+    </w:p>
+    <w:p>
+      <w:pPr>
+        <w:spacing w:line="360" w:lineRule="auto"/>
+        <w:rPr>
+          <w:rFonts w:ascii="宋体" w:hAnsi="宋体" w:eastAsia="宋体" w:cs="宋体"/>
+          <w:sz w:val="24"/>
+          <w:szCs w:val="24"/>
+        </w:rPr>
+      </w:pPr>
+    </w:p>
+    <w:p>
+      <w:pPr>
+        <w:spacing w:line="360" w:lineRule="auto"/>
+        <w:rPr>
+          <w:rFonts w:ascii="宋体" w:hAnsi="宋体" w:eastAsia="宋体" w:cs="宋体"/>
+          <w:sz w:val="24"/>
+          <w:szCs w:val="24"/>
+        </w:rPr>
+      </w:pPr>
+    </w:p>
+    <w:p>
+      <w:pPr>
+        <w:spacing w:line="360" w:lineRule="auto"/>
+        <w:rPr>
+          <w:rFonts w:ascii="宋体" w:hAnsi="宋体" w:eastAsia="宋体" w:cs="宋体"/>
+          <w:sz w:val="24"/>
+          <w:szCs w:val="24"/>
+        </w:rPr>
+      </w:pPr>
+    </w:p>
+    <w:p>
+      <w:pPr>
+        <w:spacing w:line="360" w:lineRule="auto"/>
+        <w:rPr>
+          <w:rFonts w:ascii="宋体" w:hAnsi="宋体" w:eastAsia="宋体" w:cs="宋体"/>
+          <w:sz w:val="24"/>
+          <w:szCs w:val="24"/>
+        </w:rPr>
+      </w:pPr>
+    </w:p>
+    <w:p>
+      <w:pPr>
+        <w:spacing w:line="360" w:lineRule="auto"/>
+        <w:rPr>
+          <w:rFonts w:ascii="宋体" w:hAnsi="宋体" w:eastAsia="宋体" w:cs="宋体"/>
+          <w:sz w:val="24"/>
+          <w:szCs w:val="24"/>
+        </w:rPr>
+      </w:pPr>
+    </w:p>
+    <w:p>
+      <w:pPr>
+        <w:spacing w:line="360" w:lineRule="auto"/>
+        <w:rPr>
+          <w:rFonts w:ascii="宋体" w:hAnsi="宋体" w:eastAsia="宋体" w:cs="宋体"/>
+          <w:sz w:val="24"/>
+          <w:szCs w:val="24"/>
+        </w:rPr>
+      </w:pPr>
+    </w:p>
+    <w:p>
+      <w:pPr>
+        <w:spacing w:line="360" w:lineRule="auto"/>
+        <w:rPr>
+          <w:rFonts w:ascii="宋体" w:hAnsi="宋体" w:eastAsia="宋体" w:cs="宋体"/>
+          <w:sz w:val="24"/>
+          <w:szCs w:val="24"/>
+        </w:rPr>
+      </w:pPr>
+    </w:p>
+    <w:p>
+      <w:pPr>
+        <w:spacing w:line="360" w:lineRule="auto"/>
+        <w:rPr>
+          <w:rFonts w:ascii="宋体" w:hAnsi="宋体" w:eastAsia="宋体" w:cs="宋体"/>
+          <w:sz w:val="24"/>
+          <w:szCs w:val="24"/>
+        </w:rPr>
+      </w:pPr>
+    </w:p>
+    <w:p>
+      <w:pPr>
+        <w:spacing w:line="360" w:lineRule="auto"/>
+        <w:rPr>
+          <w:rFonts w:ascii="宋体" w:hAnsi="宋体" w:eastAsia="宋体" w:cs="宋体"/>
+          <w:sz w:val="24"/>
+          <w:szCs w:val="24"/>
+        </w:rPr>
+      </w:pPr>
+    </w:p>
+    <w:p>
+      <w:pPr>
+        <w:spacing w:line="360" w:lineRule="auto"/>
+        <w:rPr>
+          <w:rFonts w:ascii="宋体" w:hAnsi="宋体" w:eastAsia="宋体" w:cs="宋体"/>
+          <w:sz w:val="24"/>
+          <w:szCs w:val="24"/>
+        </w:rPr>
       </w:pPr>
     </w:p>
     <w:p>
@@ -9554,7 +10151,73 @@
         <w:rPr>
           <w:rFonts w:eastAsiaTheme="majorEastAsia"/>
         </w:rPr>
-        <w:t>学生姓名：       学号：         班级：         课程名称：网络实习</w:t>
+        <w:t>学生姓名：</w:t>
+      </w:r>
+      <w:r>
+        <w:rPr>
+          <w:rFonts w:hint="eastAsia" w:eastAsiaTheme="majorEastAsia"/>
+          <w:lang w:val="en-US" w:eastAsia="zh-CN"/>
+        </w:rPr>
+        <w:t>李思绎</w:t>
+      </w:r>
+      <w:r>
+        <w:rPr>
+          <w:rFonts w:eastAsiaTheme="majorEastAsia"/>
+        </w:rPr>
+        <w:t xml:space="preserve">  学号</w:t>
+      </w:r>
+      <w:r>
+        <w:rPr>
+          <w:rFonts w:hint="eastAsia" w:eastAsiaTheme="majorEastAsia"/>
+          <w:lang w:eastAsia="zh-CN"/>
+        </w:rPr>
+        <w:t>：</w:t>
+      </w:r>
+      <w:r>
+        <w:rPr>
+          <w:rFonts w:hint="eastAsia" w:eastAsiaTheme="majorEastAsia"/>
+          <w:lang w:val="en-US" w:eastAsia="zh-CN"/>
+        </w:rPr>
+        <w:t>2023010026</w:t>
+      </w:r>
+      <w:r>
+        <w:rPr>
+          <w:rFonts w:eastAsiaTheme="majorEastAsia"/>
+        </w:rPr>
+        <w:t xml:space="preserve"> 班级</w:t>
+      </w:r>
+      <w:r>
+        <w:rPr>
+          <w:rFonts w:hint="eastAsia" w:eastAsiaTheme="majorEastAsia"/>
+          <w:lang w:eastAsia="zh-CN"/>
+        </w:rPr>
+        <w:t>：</w:t>
+      </w:r>
+      <w:r>
+        <w:rPr>
+          <w:rFonts w:hint="eastAsia" w:eastAsiaTheme="majorEastAsia"/>
+          <w:lang w:val="en-US" w:eastAsia="zh-CN"/>
+        </w:rPr>
+        <w:t>计算机23-4</w:t>
+      </w:r>
+      <w:r>
+        <w:rPr>
+          <w:rFonts w:eastAsiaTheme="majorEastAsia"/>
+        </w:rPr>
+        <w:t xml:space="preserve"> 课程名称</w:t>
+      </w:r>
+      <w:r>
+        <w:rPr>
+          <w:rFonts w:hint="eastAsia" w:eastAsiaTheme="majorEastAsia"/>
+          <w:lang w:eastAsia="zh-CN"/>
+        </w:rPr>
+        <w:t>：</w:t>
+      </w:r>
+      <w:r>
+        <w:rPr>
+          <w:rFonts w:eastAsiaTheme="majorEastAsia"/>
+        </w:rPr>
+        <w:t>网络实习</w:t>
       </w:r>
     </w:p>
     <w:tbl>
@@ -9579,7 +10242,7 @@
         </w:tblCellMar>
       </w:tblPr>
       <w:tblGrid>
-        <w:gridCol w:w="1100"/>
+        <w:gridCol w:w="1216"/>
         <w:gridCol w:w="5785"/>
         <w:gridCol w:w="1189"/>
       </w:tblGrid>
@@ -9590,7 +10253,7 @@
         </w:trPr>
         <w:tc>
           <w:tcPr>
-            <w:tcW w:w="1100" w:type="dxa"/>
+            <w:tcW w:w="1216" w:type="dxa"/>
             <w:vAlign w:val="center"/>
           </w:tcPr>
           <w:p>
@@ -9662,7 +10325,7 @@
         </w:trPr>
         <w:tc>
           <w:tcPr>
-            <w:tcW w:w="1100" w:type="dxa"/>
+            <w:tcW w:w="1216" w:type="dxa"/>
             <w:vAlign w:val="center"/>
           </w:tcPr>
           <w:p>
@@ -9685,6 +10348,45 @@
             <w:tcW w:w="5785" w:type="dxa"/>
             <w:vAlign w:val="center"/>
           </w:tcPr>
+          <w:p>
+            <w:pPr>
+              <w:keepNext w:val="0"/>
+              <w:keepLines w:val="0"/>
+              <w:widowControl/>
+              <w:suppressLineNumbers w:val="0"/>
+              <w:jc w:val="left"/>
+            </w:pPr>
+            <w:r>
+              <w:rPr>
+                <w:rFonts w:ascii="宋体" w:hAnsi="宋体" w:eastAsia="宋体" w:cs="宋体"/>
+                <w:kern w:val="0"/>
+                <w:sz w:val="24"/>
+                <w:szCs w:val="24"/>
+                <w:lang w:val="en-US" w:eastAsia="zh-CN" w:bidi="ar"/>
+              </w:rPr>
+              <w:t>问题：项目功能较多，模块划分不清晰</w:t>
+            </w:r>
+            <w:r>
+              <w:rPr>
+                <w:rFonts w:ascii="宋体" w:hAnsi="宋体" w:eastAsia="宋体" w:cs="宋体"/>
+                <w:kern w:val="0"/>
+                <w:sz w:val="24"/>
+                <w:szCs w:val="24"/>
+                <w:lang w:val="en-US" w:eastAsia="zh-CN" w:bidi="ar"/>
+              </w:rPr>
+              <w:br w:type="textWrapping"/>
+            </w:r>
+            <w:r>
+              <w:rPr>
+                <w:rFonts w:ascii="宋体" w:hAnsi="宋体" w:eastAsia="宋体" w:cs="宋体"/>
+                <w:kern w:val="0"/>
+                <w:sz w:val="24"/>
+                <w:szCs w:val="24"/>
+                <w:lang w:val="en-US" w:eastAsia="zh-CN" w:bidi="ar"/>
+              </w:rPr>
+              <w:t>解决：梳理需求并完成模块设计</w:t>
+            </w:r>
+          </w:p>
           <w:p>
             <w:pPr>
               <w:jc w:val="center"/>
@@ -9736,16 +10438,24 @@
         </w:trPr>
         <w:tc>
           <w:tcPr>
-            <w:tcW w:w="1100" w:type="dxa"/>
+            <w:tcW w:w="1216" w:type="dxa"/>
             <w:vAlign w:val="center"/>
           </w:tcPr>
           <w:p>
             <w:pPr>
               <w:jc w:val="center"/>
               <w:rPr>
-                <w:rFonts w:eastAsiaTheme="majorEastAsia"/>
-              </w:rPr>
-            </w:pPr>
+                <w:rFonts w:hint="default" w:eastAsiaTheme="majorEastAsia"/>
+                <w:lang w:val="en-US" w:eastAsia="zh-CN"/>
+              </w:rPr>
+            </w:pPr>
+            <w:r>
+              <w:rPr>
+                <w:rFonts w:hint="eastAsia" w:eastAsiaTheme="majorEastAsia"/>
+                <w:lang w:val="en-US" w:eastAsia="zh-CN"/>
+              </w:rPr>
+              <w:t>2026-6-2</w:t>
+            </w:r>
           </w:p>
         </w:tc>
         <w:tc>
@@ -9755,6 +10465,45 @@
           </w:tcPr>
           <w:p>
             <w:pPr>
+              <w:keepNext w:val="0"/>
+              <w:keepLines w:val="0"/>
+              <w:widowControl/>
+              <w:suppressLineNumbers w:val="0"/>
+              <w:jc w:val="left"/>
+            </w:pPr>
+            <w:r>
+              <w:rPr>
+                <w:rFonts w:ascii="宋体" w:hAnsi="宋体" w:eastAsia="宋体" w:cs="宋体"/>
+                <w:kern w:val="0"/>
+                <w:sz w:val="24"/>
+                <w:szCs w:val="24"/>
+                <w:lang w:val="en-US" w:eastAsia="zh-CN" w:bidi="ar"/>
+              </w:rPr>
+              <w:t>问题：DNS查询流程展示顺序混乱</w:t>
+            </w:r>
+            <w:r>
+              <w:rPr>
+                <w:rFonts w:ascii="宋体" w:hAnsi="宋体" w:eastAsia="宋体" w:cs="宋体"/>
+                <w:kern w:val="0"/>
+                <w:sz w:val="24"/>
+                <w:szCs w:val="24"/>
+                <w:lang w:val="en-US" w:eastAsia="zh-CN" w:bidi="ar"/>
+              </w:rPr>
+              <w:br w:type="textWrapping"/>
+            </w:r>
+            <w:r>
+              <w:rPr>
+                <w:rFonts w:ascii="宋体" w:hAnsi="宋体" w:eastAsia="宋体" w:cs="宋体"/>
+                <w:kern w:val="0"/>
+                <w:sz w:val="24"/>
+                <w:szCs w:val="24"/>
+                <w:lang w:val="en-US" w:eastAsia="zh-CN" w:bidi="ar"/>
+              </w:rPr>
+              <w:t>解决：重新整理步骤与状态数据</w:t>
+            </w:r>
+          </w:p>
+          <w:p>
+            <w:pPr>
               <w:jc w:val="center"/>
               <w:rPr>
                 <w:rFonts w:eastAsiaTheme="majorEastAsia"/>
@@ -9774,6 +10523,26 @@
                 <w:rFonts w:eastAsiaTheme="majorEastAsia"/>
               </w:rPr>
             </w:pPr>
+            <w:r>
+              <w:rPr>
+                <w:rFonts w:eastAsiaTheme="majorEastAsia"/>
+              </w:rPr>
+              <w:t>朱丽萍</w:t>
+            </w:r>
+          </w:p>
+          <w:p>
+            <w:pPr>
+              <w:jc w:val="center"/>
+              <w:rPr>
+                <w:rFonts w:eastAsiaTheme="majorEastAsia"/>
+              </w:rPr>
+            </w:pPr>
+            <w:r>
+              <w:rPr>
+                <w:rFonts w:eastAsiaTheme="majorEastAsia"/>
+              </w:rPr>
+              <w:t>张建兵</w:t>
+            </w:r>
           </w:p>
         </w:tc>
       </w:tr>
@@ -9784,16 +10553,35 @@
         </w:trPr>
         <w:tc>
           <w:tcPr>
-            <w:tcW w:w="1100" w:type="dxa"/>
+            <w:tcW w:w="1216" w:type="dxa"/>
             <w:vAlign w:val="center"/>
           </w:tcPr>
           <w:p>
             <w:pPr>
               <w:jc w:val="center"/>
               <w:rPr>
-                <w:rFonts w:eastAsiaTheme="majorEastAsia"/>
-              </w:rPr>
-            </w:pPr>
+                <w:rFonts w:hint="default" w:ascii="Times New Roman Italic" w:hAnsi="Times New Roman Italic" w:cs="Times New Roman Italic" w:eastAsiaTheme="majorEastAsia"/>
+                <w:i/>
+                <w:iCs/>
+                <w:lang w:val="en-US" w:eastAsia="zh-CN"/>
+              </w:rPr>
+            </w:pPr>
+            <w:r>
+              <w:rPr>
+                <w:rFonts w:hint="eastAsia" w:eastAsiaTheme="majorEastAsia"/>
+                <w:lang w:val="en-US" w:eastAsia="zh-CN"/>
+              </w:rPr>
+              <w:t>2026</w:t>
+            </w:r>
+            <w:r>
+              <w:rPr>
+                <w:rFonts w:hint="eastAsia" w:ascii="Times New Roman Italic" w:hAnsi="Times New Roman Italic" w:cs="Times New Roman Italic" w:eastAsiaTheme="majorEastAsia"/>
+                <w:i/>
+                <w:iCs/>
+                <w:lang w:val="en-US" w:eastAsia="zh-CN"/>
+              </w:rPr>
+              <w:t>-6-5</w:t>
+            </w:r>
           </w:p>
         </w:tc>
         <w:tc>
@@ -9803,6 +10591,45 @@
           </w:tcPr>
           <w:p>
             <w:pPr>
+              <w:keepNext w:val="0"/>
+              <w:keepLines w:val="0"/>
+              <w:widowControl/>
+              <w:suppressLineNumbers w:val="0"/>
+              <w:jc w:val="left"/>
+            </w:pPr>
+            <w:r>
+              <w:rPr>
+                <w:rFonts w:ascii="宋体" w:hAnsi="宋体" w:eastAsia="宋体" w:cs="宋体"/>
+                <w:kern w:val="0"/>
+                <w:sz w:val="24"/>
+                <w:szCs w:val="24"/>
+                <w:lang w:val="en-US" w:eastAsia="zh-CN" w:bidi="ar"/>
+              </w:rPr>
+              <w:t>问题：ARP动画与表项更新不同步</w:t>
+            </w:r>
+            <w:r>
+              <w:rPr>
+                <w:rFonts w:ascii="宋体" w:hAnsi="宋体" w:eastAsia="宋体" w:cs="宋体"/>
+                <w:kern w:val="0"/>
+                <w:sz w:val="24"/>
+                <w:szCs w:val="24"/>
+                <w:lang w:val="en-US" w:eastAsia="zh-CN" w:bidi="ar"/>
+              </w:rPr>
+              <w:br w:type="textWrapping"/>
+            </w:r>
+            <w:r>
+              <w:rPr>
+                <w:rFonts w:ascii="宋体" w:hAnsi="宋体" w:eastAsia="宋体" w:cs="宋体"/>
+                <w:kern w:val="0"/>
+                <w:sz w:val="24"/>
+                <w:szCs w:val="24"/>
+                <w:lang w:val="en-US" w:eastAsia="zh-CN" w:bidi="ar"/>
+              </w:rPr>
+              <w:t>解决：统一动画和数据更新逻辑</w:t>
+            </w:r>
+          </w:p>
+          <w:p>
+            <w:pPr>
               <w:jc w:val="center"/>
               <w:rPr>
                 <w:rFonts w:eastAsiaTheme="majorEastAsia"/>
@@ -9822,6 +10649,26 @@
                 <w:rFonts w:eastAsiaTheme="majorEastAsia"/>
               </w:rPr>
             </w:pPr>
+            <w:r>
+              <w:rPr>
+                <w:rFonts w:eastAsiaTheme="majorEastAsia"/>
+              </w:rPr>
+              <w:t>朱丽萍</w:t>
+            </w:r>
+          </w:p>
+          <w:p>
+            <w:pPr>
+              <w:jc w:val="center"/>
+              <w:rPr>
+                <w:rFonts w:eastAsiaTheme="majorEastAsia"/>
+              </w:rPr>
+            </w:pPr>
+            <w:r>
+              <w:rPr>
+                <w:rFonts w:eastAsiaTheme="majorEastAsia"/>
+              </w:rPr>
+              <w:t>张建兵</w:t>
+            </w:r>
           </w:p>
         </w:tc>
       </w:tr>
@@ -9832,16 +10679,24 @@
         </w:trPr>
         <w:tc>
           <w:tcPr>
-            <w:tcW w:w="1100" w:type="dxa"/>
+            <w:tcW w:w="1216" w:type="dxa"/>
             <w:vAlign w:val="center"/>
           </w:tcPr>
           <w:p>
             <w:pPr>
               <w:jc w:val="center"/>
               <w:rPr>
-                <w:rFonts w:eastAsiaTheme="majorEastAsia"/>
-              </w:rPr>
-            </w:pPr>
+                <w:rFonts w:hint="default" w:eastAsiaTheme="majorEastAsia"/>
+                <w:lang w:val="en-US" w:eastAsia="zh-CN"/>
+              </w:rPr>
+            </w:pPr>
+            <w:r>
+              <w:rPr>
+                <w:rFonts w:hint="eastAsia" w:eastAsiaTheme="majorEastAsia"/>
+                <w:lang w:val="en-US" w:eastAsia="zh-CN"/>
+              </w:rPr>
+              <w:t>2026-6-7</w:t>
+            </w:r>
           </w:p>
         </w:tc>
         <w:tc>
@@ -9851,6 +10706,45 @@
           </w:tcPr>
           <w:p>
             <w:pPr>
+              <w:keepNext w:val="0"/>
+              <w:keepLines w:val="0"/>
+              <w:widowControl/>
+              <w:suppressLineNumbers w:val="0"/>
+              <w:jc w:val="left"/>
+            </w:pPr>
+            <w:r>
+              <w:rPr>
+                <w:rFonts w:ascii="宋体" w:hAnsi="宋体" w:eastAsia="宋体" w:cs="宋体"/>
+                <w:kern w:val="0"/>
+                <w:sz w:val="24"/>
+                <w:szCs w:val="24"/>
+                <w:lang w:val="en-US" w:eastAsia="zh-CN" w:bidi="ar"/>
+              </w:rPr>
+              <w:t>问题：前后端接口调用出现跨域问题</w:t>
+            </w:r>
+            <w:r>
+              <w:rPr>
+                <w:rFonts w:ascii="宋体" w:hAnsi="宋体" w:eastAsia="宋体" w:cs="宋体"/>
+                <w:kern w:val="0"/>
+                <w:sz w:val="24"/>
+                <w:szCs w:val="24"/>
+                <w:lang w:val="en-US" w:eastAsia="zh-CN" w:bidi="ar"/>
+              </w:rPr>
+              <w:br w:type="textWrapping"/>
+            </w:r>
+            <w:r>
+              <w:rPr>
+                <w:rFonts w:ascii="宋体" w:hAnsi="宋体" w:eastAsia="宋体" w:cs="宋体"/>
+                <w:kern w:val="0"/>
+                <w:sz w:val="24"/>
+                <w:szCs w:val="24"/>
+                <w:lang w:val="en-US" w:eastAsia="zh-CN" w:bidi="ar"/>
+              </w:rPr>
+              <w:t>解决：配置Vite代理解决跨域</w:t>
+            </w:r>
+          </w:p>
+          <w:p>
+            <w:pPr>
               <w:jc w:val="center"/>
               <w:rPr>
                 <w:rFonts w:eastAsiaTheme="majorEastAsia"/>
@@ -9870,6 +10764,26 @@
                 <w:rFonts w:eastAsiaTheme="majorEastAsia"/>
               </w:rPr>
             </w:pPr>
+            <w:r>
+              <w:rPr>
+                <w:rFonts w:eastAsiaTheme="majorEastAsia"/>
+              </w:rPr>
+              <w:t>朱丽萍</w:t>
+            </w:r>
+          </w:p>
+          <w:p>
+            <w:pPr>
+              <w:jc w:val="center"/>
+              <w:rPr>
+                <w:rFonts w:eastAsiaTheme="majorEastAsia"/>
+              </w:rPr>
+            </w:pPr>
+            <w:r>
+              <w:rPr>
+                <w:rFonts w:eastAsiaTheme="majorEastAsia"/>
+              </w:rPr>
+              <w:t>张建兵</w:t>
+            </w:r>
           </w:p>
         </w:tc>
       </w:tr>
@@ -9880,16 +10794,24 @@
         </w:trPr>
         <w:tc>
           <w:tcPr>
-            <w:tcW w:w="1100" w:type="dxa"/>
+            <w:tcW w:w="1216" w:type="dxa"/>
             <w:vAlign w:val="center"/>
           </w:tcPr>
           <w:p>
             <w:pPr>
               <w:jc w:val="center"/>
               <w:rPr>
-                <w:rFonts w:eastAsiaTheme="majorEastAsia"/>
-              </w:rPr>
-            </w:pPr>
+                <w:rFonts w:hint="default" w:eastAsiaTheme="majorEastAsia"/>
+                <w:lang w:val="en-US" w:eastAsia="zh-CN"/>
+              </w:rPr>
+            </w:pPr>
+            <w:r>
+              <w:rPr>
+                <w:rFonts w:hint="eastAsia" w:eastAsiaTheme="majorEastAsia"/>
+                <w:lang w:val="en-US" w:eastAsia="zh-CN"/>
+              </w:rPr>
+              <w:t>2026-6-8</w:t>
+            </w:r>
           </w:p>
         </w:tc>
         <w:tc>
@@ -9899,6 +10821,45 @@
           </w:tcPr>
           <w:p>
             <w:pPr>
+              <w:keepNext w:val="0"/>
+              <w:keepLines w:val="0"/>
+              <w:widowControl/>
+              <w:suppressLineNumbers w:val="0"/>
+              <w:jc w:val="left"/>
+            </w:pPr>
+            <w:r>
+              <w:rPr>
+                <w:rFonts w:ascii="宋体" w:hAnsi="宋体" w:eastAsia="宋体" w:cs="宋体"/>
+                <w:kern w:val="0"/>
+                <w:sz w:val="24"/>
+                <w:szCs w:val="24"/>
+                <w:lang w:val="en-US" w:eastAsia="zh-CN" w:bidi="ar"/>
+              </w:rPr>
+              <w:t>问题：知识图谱节点拖拽出现错位</w:t>
+            </w:r>
+            <w:r>
+              <w:rPr>
+                <w:rFonts w:ascii="宋体" w:hAnsi="宋体" w:eastAsia="宋体" w:cs="宋体"/>
+                <w:kern w:val="0"/>
+                <w:sz w:val="24"/>
+                <w:szCs w:val="24"/>
+                <w:lang w:val="en-US" w:eastAsia="zh-CN" w:bidi="ar"/>
+              </w:rPr>
+              <w:br w:type="textWrapping"/>
+            </w:r>
+            <w:r>
+              <w:rPr>
+                <w:rFonts w:ascii="宋体" w:hAnsi="宋体" w:eastAsia="宋体" w:cs="宋体"/>
+                <w:kern w:val="0"/>
+                <w:sz w:val="24"/>
+                <w:szCs w:val="24"/>
+                <w:lang w:val="en-US" w:eastAsia="zh-CN" w:bidi="ar"/>
+              </w:rPr>
+              <w:t>解决：调整坐标计算与事件绑定</w:t>
+            </w:r>
+          </w:p>
+          <w:p>
+            <w:pPr>
               <w:jc w:val="center"/>
               <w:rPr>
                 <w:rFonts w:eastAsiaTheme="majorEastAsia"/>
@@ -9918,6 +10879,26 @@
                 <w:rFonts w:eastAsiaTheme="majorEastAsia"/>
               </w:rPr>
             </w:pPr>
+            <w:r>
+              <w:rPr>
+                <w:rFonts w:eastAsiaTheme="majorEastAsia"/>
+              </w:rPr>
+              <w:t>朱丽萍</w:t>
+            </w:r>
+          </w:p>
+          <w:p>
+            <w:pPr>
+              <w:jc w:val="center"/>
+              <w:rPr>
+                <w:rFonts w:eastAsiaTheme="majorEastAsia"/>
+              </w:rPr>
+            </w:pPr>
+            <w:r>
+              <w:rPr>
+                <w:rFonts w:eastAsiaTheme="majorEastAsia"/>
+              </w:rPr>
+              <w:t>张建兵</w:t>
+            </w:r>
           </w:p>
         </w:tc>
       </w:tr>
@@ -9928,16 +10909,24 @@
         </w:trPr>
         <w:tc>
           <w:tcPr>
-            <w:tcW w:w="1100" w:type="dxa"/>
+            <w:tcW w:w="1216" w:type="dxa"/>
             <w:vAlign w:val="center"/>
           </w:tcPr>
           <w:p>
             <w:pPr>
               <w:jc w:val="center"/>
               <w:rPr>
-                <w:rFonts w:eastAsiaTheme="majorEastAsia"/>
-              </w:rPr>
-            </w:pPr>
+                <w:rFonts w:hint="default" w:eastAsiaTheme="majorEastAsia"/>
+                <w:lang w:val="en-US" w:eastAsia="zh-CN"/>
+              </w:rPr>
+            </w:pPr>
+            <w:r>
+              <w:rPr>
+                <w:rFonts w:hint="eastAsia" w:eastAsiaTheme="majorEastAsia"/>
+                <w:lang w:val="en-US" w:eastAsia="zh-CN"/>
+              </w:rPr>
+              <w:t>2026-6-9</w:t>
+            </w:r>
           </w:p>
         </w:tc>
         <w:tc>
@@ -9947,11 +10936,26 @@
           </w:tcPr>
           <w:p>
             <w:pPr>
-              <w:jc w:val="center"/>
-              <w:rPr>
-                <w:rFonts w:eastAsiaTheme="majorEastAsia"/>
-              </w:rPr>
-            </w:pPr>
+              <w:pStyle w:val="17"/>
+              <w:keepNext w:val="0"/>
+              <w:keepLines w:val="0"/>
+              <w:widowControl/>
+              <w:suppressLineNumbers w:val="0"/>
+              <w:spacing w:before="0" w:beforeAutospacing="1" w:after="0" w:afterAutospacing="1"/>
+              <w:ind w:left="0" w:right="0"/>
+              <w:rPr>
+                <w:rFonts w:eastAsiaTheme="majorEastAsia"/>
+              </w:rPr>
+            </w:pPr>
+            <w:r>
+              <w:t>问题：综合场景数据联动存在错误</w:t>
+            </w:r>
+            <w:r>
+              <w:br w:type="textWrapping"/>
+            </w:r>
+            <w:r>
+              <w:t>解决：检查并统一状态管理</w:t>
+            </w:r>
           </w:p>
         </w:tc>
         <w:tc>
@@ -9966,6 +10970,26 @@
                 <w:rFonts w:eastAsiaTheme="majorEastAsia"/>
               </w:rPr>
             </w:pPr>
+            <w:r>
+              <w:rPr>
+                <w:rFonts w:eastAsiaTheme="majorEastAsia"/>
+              </w:rPr>
+              <w:t>朱丽萍</w:t>
+            </w:r>
+          </w:p>
+          <w:p>
+            <w:pPr>
+              <w:jc w:val="center"/>
+              <w:rPr>
+                <w:rFonts w:eastAsiaTheme="majorEastAsia"/>
+              </w:rPr>
+            </w:pPr>
+            <w:r>
+              <w:rPr>
+                <w:rFonts w:eastAsiaTheme="majorEastAsia"/>
+              </w:rPr>
+              <w:t>张建兵</w:t>
+            </w:r>
           </w:p>
         </w:tc>
       </w:tr>
@@ -9976,16 +11000,24 @@
         </w:trPr>
         <w:tc>
           <w:tcPr>
-            <w:tcW w:w="1100" w:type="dxa"/>
+            <w:tcW w:w="1216" w:type="dxa"/>
             <w:vAlign w:val="center"/>
           </w:tcPr>
           <w:p>
             <w:pPr>
-              <w:jc w:val="center"/>
-              <w:rPr>
-                <w:rFonts w:eastAsiaTheme="majorEastAsia"/>
-              </w:rPr>
-            </w:pPr>
+              <w:jc w:val="both"/>
+              <w:rPr>
+                <w:rFonts w:hint="default" w:eastAsiaTheme="majorEastAsia"/>
+                <w:lang w:val="en-US" w:eastAsia="zh-CN"/>
+              </w:rPr>
+            </w:pPr>
+            <w:r>
+              <w:rPr>
+                <w:rFonts w:hint="eastAsia" w:eastAsiaTheme="majorEastAsia"/>
+                <w:lang w:val="en-US" w:eastAsia="zh-CN"/>
+              </w:rPr>
+              <w:t>2026-6-10</w:t>
+            </w:r>
           </w:p>
         </w:tc>
         <w:tc>
@@ -9995,11 +11027,45 @@
           </w:tcPr>
           <w:p>
             <w:pPr>
-              <w:jc w:val="center"/>
-              <w:rPr>
-                <w:rFonts w:eastAsiaTheme="majorEastAsia"/>
-              </w:rPr>
-            </w:pPr>
+              <w:keepNext w:val="0"/>
+              <w:keepLines w:val="0"/>
+              <w:widowControl/>
+              <w:suppressLineNumbers w:val="0"/>
+              <w:jc w:val="left"/>
+              <w:rPr>
+                <w:rFonts w:eastAsiaTheme="majorEastAsia"/>
+              </w:rPr>
+            </w:pPr>
+            <w:r>
+              <w:rPr>
+                <w:rFonts w:ascii="宋体" w:hAnsi="宋体" w:eastAsia="宋体" w:cs="宋体"/>
+                <w:kern w:val="0"/>
+                <w:sz w:val="24"/>
+                <w:szCs w:val="24"/>
+                <w:lang w:val="en-US" w:eastAsia="zh-CN" w:bidi="ar"/>
+              </w:rPr>
+              <w:t>问题：部分页面样式显示不一致</w:t>
+            </w:r>
+            <w:r>
+              <w:rPr>
+                <w:rFonts w:ascii="宋体" w:hAnsi="宋体" w:eastAsia="宋体" w:cs="宋体"/>
+                <w:kern w:val="0"/>
+                <w:sz w:val="24"/>
+                <w:szCs w:val="24"/>
+                <w:lang w:val="en-US" w:eastAsia="zh-CN" w:bidi="ar"/>
+              </w:rPr>
+              <w:br w:type="textWrapping"/>
+            </w:r>
+            <w:r>
+              <w:rPr>
+                <w:rFonts w:ascii="宋体" w:hAnsi="宋体" w:eastAsia="宋体" w:cs="宋体"/>
+                <w:kern w:val="0"/>
+                <w:sz w:val="24"/>
+                <w:szCs w:val="24"/>
+                <w:lang w:val="en-US" w:eastAsia="zh-CN" w:bidi="ar"/>
+              </w:rPr>
+              <w:t>解决：统一组件样式规范</w:t>
+            </w:r>
           </w:p>
         </w:tc>
         <w:tc>
@@ -10014,6 +11080,26 @@
                 <w:rFonts w:eastAsiaTheme="majorEastAsia"/>
               </w:rPr>
             </w:pPr>
+            <w:r>
+              <w:rPr>
+                <w:rFonts w:eastAsiaTheme="majorEastAsia"/>
+              </w:rPr>
+              <w:t>朱丽萍</w:t>
+            </w:r>
+          </w:p>
+          <w:p>
+            <w:pPr>
+              <w:jc w:val="center"/>
+              <w:rPr>
+                <w:rFonts w:eastAsiaTheme="majorEastAsia"/>
+              </w:rPr>
+            </w:pPr>
+            <w:r>
+              <w:rPr>
+                <w:rFonts w:eastAsiaTheme="majorEastAsia"/>
+              </w:rPr>
+              <w:t>张建兵</w:t>
+            </w:r>
           </w:p>
         </w:tc>
       </w:tr>
@@ -10024,16 +11110,24 @@
         </w:trPr>
         <w:tc>
           <w:tcPr>
-            <w:tcW w:w="1100" w:type="dxa"/>
+            <w:tcW w:w="1216" w:type="dxa"/>
             <w:vAlign w:val="center"/>
           </w:tcPr>
           <w:p>
             <w:pPr>
               <w:jc w:val="center"/>
               <w:rPr>
-                <w:rFonts w:eastAsiaTheme="majorEastAsia"/>
-              </w:rPr>
-            </w:pPr>
+                <w:rFonts w:hint="default" w:eastAsiaTheme="majorEastAsia"/>
+                <w:lang w:val="en-US" w:eastAsia="zh-CN"/>
+              </w:rPr>
+            </w:pPr>
+            <w:r>
+              <w:rPr>
+                <w:rFonts w:hint="eastAsia" w:eastAsiaTheme="majorEastAsia"/>
+                <w:lang w:val="en-US" w:eastAsia="zh-CN"/>
+              </w:rPr>
+              <w:t>2026-6-11</w:t>
+            </w:r>
           </w:p>
         </w:tc>
         <w:tc>
@@ -10043,11 +11137,45 @@
           </w:tcPr>
           <w:p>
             <w:pPr>
-              <w:jc w:val="center"/>
-              <w:rPr>
-                <w:rFonts w:eastAsiaTheme="majorEastAsia"/>
-              </w:rPr>
-            </w:pPr>
+              <w:keepNext w:val="0"/>
+              <w:keepLines w:val="0"/>
+              <w:widowControl/>
+              <w:suppressLineNumbers w:val="0"/>
+              <w:jc w:val="left"/>
+              <w:rPr>
+                <w:rFonts w:eastAsiaTheme="majorEastAsia"/>
+              </w:rPr>
+            </w:pPr>
+            <w:r>
+              <w:rPr>
+                <w:rFonts w:ascii="宋体" w:hAnsi="宋体" w:eastAsia="宋体" w:cs="宋体"/>
+                <w:kern w:val="0"/>
+                <w:sz w:val="24"/>
+                <w:szCs w:val="24"/>
+                <w:lang w:val="en-US" w:eastAsia="zh-CN" w:bidi="ar"/>
+              </w:rPr>
+              <w:t>问题：测试过程中发现功能缺陷</w:t>
+            </w:r>
+            <w:r>
+              <w:rPr>
+                <w:rFonts w:ascii="宋体" w:hAnsi="宋体" w:eastAsia="宋体" w:cs="宋体"/>
+                <w:kern w:val="0"/>
+                <w:sz w:val="24"/>
+                <w:szCs w:val="24"/>
+                <w:lang w:val="en-US" w:eastAsia="zh-CN" w:bidi="ar"/>
+              </w:rPr>
+              <w:br w:type="textWrapping"/>
+            </w:r>
+            <w:r>
+              <w:rPr>
+                <w:rFonts w:ascii="宋体" w:hAnsi="宋体" w:eastAsia="宋体" w:cs="宋体"/>
+                <w:kern w:val="0"/>
+                <w:sz w:val="24"/>
+                <w:szCs w:val="24"/>
+                <w:lang w:val="en-US" w:eastAsia="zh-CN" w:bidi="ar"/>
+              </w:rPr>
+              <w:t>解决：逐项排查并完成修复</w:t>
+            </w:r>
           </w:p>
         </w:tc>
         <w:tc>
@@ -10062,6 +11190,26 @@
                 <w:rFonts w:eastAsiaTheme="majorEastAsia"/>
               </w:rPr>
             </w:pPr>
+            <w:r>
+              <w:rPr>
+                <w:rFonts w:eastAsiaTheme="majorEastAsia"/>
+              </w:rPr>
+              <w:t>朱丽萍</w:t>
+            </w:r>
+          </w:p>
+          <w:p>
+            <w:pPr>
+              <w:jc w:val="center"/>
+              <w:rPr>
+                <w:rFonts w:eastAsiaTheme="majorEastAsia"/>
+              </w:rPr>
+            </w:pPr>
+            <w:r>
+              <w:rPr>
+                <w:rFonts w:eastAsiaTheme="majorEastAsia"/>
+              </w:rPr>
+              <w:t>张建兵</w:t>
+            </w:r>
           </w:p>
         </w:tc>
       </w:tr>
@@ -10072,7 +11220,7 @@
         </w:trPr>
         <w:tc>
           <w:tcPr>
-            <w:tcW w:w="1100" w:type="dxa"/>
+            <w:tcW w:w="1216" w:type="dxa"/>
             <w:vAlign w:val="center"/>
           </w:tcPr>
           <w:p>
@@ -10082,6 +11230,13 @@
                 <w:rFonts w:eastAsiaTheme="majorEastAsia"/>
               </w:rPr>
             </w:pPr>
+            <w:r>
+              <w:rPr>
+                <w:rFonts w:hint="eastAsia" w:eastAsiaTheme="majorEastAsia"/>
+                <w:lang w:val="en-US" w:eastAsia="zh-CN"/>
+              </w:rPr>
+              <w:t>2026-6-12</w:t>
+            </w:r>
           </w:p>
         </w:tc>
         <w:tc>
@@ -10091,6 +11246,45 @@
           </w:tcPr>
           <w:p>
             <w:pPr>
+              <w:keepNext w:val="0"/>
+              <w:keepLines w:val="0"/>
+              <w:widowControl/>
+              <w:suppressLineNumbers w:val="0"/>
+              <w:jc w:val="left"/>
+            </w:pPr>
+            <w:r>
+              <w:rPr>
+                <w:rFonts w:ascii="宋体" w:hAnsi="宋体" w:eastAsia="宋体" w:cs="宋体"/>
+                <w:kern w:val="0"/>
+                <w:sz w:val="24"/>
+                <w:szCs w:val="24"/>
+                <w:lang w:val="en-US" w:eastAsia="zh-CN" w:bidi="ar"/>
+              </w:rPr>
+              <w:t>问题：数据库数据刷新后显示异常</w:t>
+            </w:r>
+            <w:r>
+              <w:rPr>
+                <w:rFonts w:ascii="宋体" w:hAnsi="宋体" w:eastAsia="宋体" w:cs="宋体"/>
+                <w:kern w:val="0"/>
+                <w:sz w:val="24"/>
+                <w:szCs w:val="24"/>
+                <w:lang w:val="en-US" w:eastAsia="zh-CN" w:bidi="ar"/>
+              </w:rPr>
+              <w:br w:type="textWrapping"/>
+            </w:r>
+            <w:r>
+              <w:rPr>
+                <w:rFonts w:ascii="宋体" w:hAnsi="宋体" w:eastAsia="宋体" w:cs="宋体"/>
+                <w:kern w:val="0"/>
+                <w:sz w:val="24"/>
+                <w:szCs w:val="24"/>
+                <w:lang w:val="en-US" w:eastAsia="zh-CN" w:bidi="ar"/>
+              </w:rPr>
+              <w:t>解决：检查接口并优化查询逻辑</w:t>
+            </w:r>
+          </w:p>
+          <w:p>
+            <w:pPr>
               <w:jc w:val="center"/>
               <w:rPr>
                 <w:rFonts w:eastAsiaTheme="majorEastAsia"/>
@@ -10110,19 +11304,13 @@
                 <w:rFonts w:eastAsiaTheme="majorEastAsia"/>
               </w:rPr>
             </w:pPr>
-          </w:p>
-        </w:tc>
-      </w:tr>
-      <w:tr>
-        <w:trPr>
-          <w:trHeight w:val="907" w:hRule="atLeast"/>
-          <w:jc w:val="center"/>
-        </w:trPr>
-        <w:tc>
-          <w:tcPr>
-            <w:tcW w:w="1100" w:type="dxa"/>
-            <w:vAlign w:val="center"/>
-          </w:tcPr>
+            <w:r>
+              <w:rPr>
+                <w:rFonts w:eastAsiaTheme="majorEastAsia"/>
+              </w:rPr>
+              <w:t>朱丽萍</w:t>
+            </w:r>
+          </w:p>
           <w:p>
             <w:pPr>
               <w:jc w:val="center"/>
@@ -10130,34 +11318,14 @@
                 <w:rFonts w:eastAsiaTheme="majorEastAsia"/>
               </w:rPr>
             </w:pPr>
-          </w:p>
-        </w:tc>
-        <w:tc>
-          <w:tcPr>
-            <w:tcW w:w="5785" w:type="dxa"/>
-            <w:vAlign w:val="center"/>
-          </w:tcPr>
-          <w:p>
-            <w:pPr>
-              <w:jc w:val="center"/>
-              <w:rPr>
-                <w:rFonts w:eastAsiaTheme="majorEastAsia"/>
-              </w:rPr>
-            </w:pPr>
-          </w:p>
-        </w:tc>
-        <w:tc>
-          <w:tcPr>
-            <w:tcW w:w="1189" w:type="dxa"/>
-            <w:vAlign w:val="center"/>
-          </w:tcPr>
-          <w:p>
-            <w:pPr>
-              <w:jc w:val="center"/>
-              <w:rPr>
-                <w:rFonts w:eastAsiaTheme="majorEastAsia"/>
-              </w:rPr>
-            </w:pPr>
+            <w:r>
+              <w:rPr>
+                <w:rFonts w:eastAsiaTheme="majorEastAsia"/>
+              </w:rPr>
+              <w:t>张建兵</w:t>
+            </w:r>
+            <w:bookmarkStart w:id="29" w:name="_GoBack"/>
+            <w:bookmarkEnd w:id="29"/>
           </w:p>
         </w:tc>
       </w:tr>
@@ -10176,15 +11344,10 @@
         </w:rPr>
       </w:pPr>
     </w:p>
-    <w:p>
-      <w:pPr>
-        <w:rPr>
-          <w:rFonts w:eastAsiaTheme="majorEastAsia"/>
-        </w:rPr>
-      </w:pPr>
-    </w:p>
     <w:sectPr>
-      <w:headerReference r:id="rId30" w:type="default"/>
+      <w:headerReference r:id="rId28" w:type="default"/>
+      <w:headerReference r:id="rId29" w:type="even"/>
+      <w:footerReference r:id="rId30" w:type="even"/>
       <w:pgSz w:w="11906" w:h="16838"/>
       <w:pgMar w:top="1440" w:right="1800" w:bottom="1440" w:left="1800" w:header="851" w:footer="992" w:gutter="0"/>
       <w:cols w:space="720" w:num="1"/>
@@ -11111,23 +12274,6 @@
   <w:p>
     <w:pPr>
       <w:pStyle w:val="13"/>
-      <w:pBdr>
-        <w:bottom w:val="thinThickSmallGap" w:color="auto" w:sz="12" w:space="0"/>
-      </w:pBdr>
-      <w:jc w:val="both"/>
-      <w:rPr>
-        <w:rFonts w:ascii="黑体" w:eastAsia="黑体"/>
-      </w:rPr>
-    </w:pPr>
-  </w:p>
-</w:hdr>
-</file>
-
-<file path=word/header15.xml><?xml version="1.0" encoding="utf-8"?>
-<w:hdr xmlns:wpc="http://schemas.microsoft.com/office/word/2010/wordprocessingCanvas" xmlns:mc="http://schemas.openxmlformats.org/markup-compatibility/2006" xmlns:o="urn:schemas-microsoft-com:office:office" xmlns:r="http://schemas.openxmlformats.org/officeDocument/2006/relationships" xmlns:m="http://schemas.openxmlformats.org/officeDocument/2006/math" xmlns:v="urn:schemas-microsoft-com:vml" xmlns:wp14="http://schemas.microsoft.com/office/word/2010/wordprocessingDrawing" xmlns:wp="http://schemas.openxmlformats.org/drawingml/2006/wordprocessingDrawing" xmlns:w10="urn:schemas-microsoft-com:office:word" xmlns:w="http://schemas.openxmlformats.org/wordprocessingml/2006/main" xmlns:w14="http://schemas.microsoft.com/office/word/2010/wordml" xmlns:w15="http://schemas.microsoft.com/office/word/2012/wordml" xmlns:wpg="http://schemas.microsoft.com/office/word/2010/wordprocessingGroup" xmlns:wpi="http://schemas.microsoft.com/office/word/2010/wordprocessingInk" xmlns:wne="http://schemas.microsoft.com/office/word/2006/wordml" xmlns:wps="http://schemas.microsoft.com/office/word/2010/wordprocessingShape" xmlns:wpsCustomData="http://www.wps.cn/officeDocument/2013/wpsCustomData" mc:Ignorable="w14 w15 wp14">
-  <w:p>
-    <w:pPr>
-      <w:pStyle w:val="13"/>
       <w:rPr>
         <w:rFonts w:eastAsia="黑体"/>
       </w:rPr>
@@ -11138,6 +12284,23 @@
       </w:rPr>
       <w:t>中国石油大学（北京）网络实习学习日志</w:t>
     </w:r>
+  </w:p>
+</w:hdr>
+</file>
+
+<file path=word/header15.xml><?xml version="1.0" encoding="utf-8"?>
+<w:hdr xmlns:wpc="http://schemas.microsoft.com/office/word/2010/wordprocessingCanvas" xmlns:mc="http://schemas.openxmlformats.org/markup-compatibility/2006" xmlns:o="urn:schemas-microsoft-com:office:office" xmlns:r="http://schemas.openxmlformats.org/officeDocument/2006/relationships" xmlns:m="http://schemas.openxmlformats.org/officeDocument/2006/math" xmlns:v="urn:schemas-microsoft-com:vml" xmlns:wp14="http://schemas.microsoft.com/office/word/2010/wordprocessingDrawing" xmlns:wp="http://schemas.openxmlformats.org/drawingml/2006/wordprocessingDrawing" xmlns:w10="urn:schemas-microsoft-com:office:word" xmlns:w="http://schemas.openxmlformats.org/wordprocessingml/2006/main" xmlns:w14="http://schemas.microsoft.com/office/word/2010/wordml" xmlns:w15="http://schemas.microsoft.com/office/word/2012/wordml" xmlns:wpg="http://schemas.microsoft.com/office/word/2010/wordprocessingGroup" xmlns:wpi="http://schemas.microsoft.com/office/word/2010/wordprocessingInk" xmlns:wne="http://schemas.microsoft.com/office/word/2006/wordml" xmlns:wps="http://schemas.microsoft.com/office/word/2010/wordprocessingShape" xmlns:wpsCustomData="http://www.wps.cn/officeDocument/2013/wpsCustomData" mc:Ignorable="w14 w15 wp14">
+  <w:p>
+    <w:pPr>
+      <w:pStyle w:val="13"/>
+      <w:pBdr>
+        <w:bottom w:val="thinThickSmallGap" w:color="auto" w:sz="12" w:space="0"/>
+      </w:pBdr>
+      <w:jc w:val="both"/>
+      <w:rPr>
+        <w:rFonts w:ascii="黑体" w:eastAsia="黑体"/>
+      </w:rPr>
+    </w:pPr>
   </w:p>
 </w:hdr>
 </file>
@@ -11322,8 +12485,23 @@
       <w:lvlJc w:val="left"/>
     </w:lvl>
   </w:abstractNum>
+  <w:abstractNum w:abstractNumId="1">
+    <w:nsid w:val="7D4DA4D4"/>
+    <w:multiLevelType w:val="singleLevel"/>
+    <w:tmpl w:val="7D4DA4D4"/>
+    <w:lvl w:ilvl="0" w:tentative="0">
+      <w:start w:val="5"/>
+      <w:numFmt w:val="decimal"/>
+      <w:suff w:val="nothing"/>
+      <w:lvlText w:val="（%1）"/>
+      <w:lvlJc w:val="left"/>
+    </w:lvl>
+  </w:abstractNum>
   <w:num w:numId="1">
     <w:abstractNumId w:val="0"/>
+  </w:num>
+  <w:num w:numId="2">
+    <w:abstractNumId w:val="1"/>
   </w:num>
 </w:numbering>
 </file>
@@ -11333,7 +12511,7 @@
   <w:docDefaults>
     <w:rPrDefault>
       <w:rPr>
-        <w:rFonts w:ascii="Times New Roman" w:hAnsi="Times New Roman" w:eastAsiaTheme="minorEastAsia" w:cs="Times New Roman"/>
+        <w:rFonts w:ascii="Times New Roman" w:hAnsi="Times New Roman" w:eastAsia="宋体" w:cs="Times New Roman"/>
       </w:rPr>
     </w:rPrDefault>
     <w:pPrDefault/>
@@ -12268,8 +13446,6 @@
     <customSectPr/>
     <customSectPr/>
     <customSectPr/>
-    <customSectPr/>
-    <customSectPr/>
   </customSectProps>
   <customShpExts>
     <customShpInfo spid="_x0000_s1026" textRotate="1"/>

--- a/2023010026李思绎-网络实习报告.docx
+++ b/2023010026李思绎-网络实习报告.docx
@@ -9122,6 +9122,57 @@
         </w:rPr>
       </w:pPr>
       <w:r>
+        <w:drawing>
+          <wp:anchor distT="0" distB="0" distL="114300" distR="114300" simplePos="0" relativeHeight="251666432" behindDoc="0" locked="0" layoutInCell="1" allowOverlap="1">
+            <wp:simplePos x="0" y="0"/>
+            <wp:positionH relativeFrom="column">
+              <wp:posOffset>-22225</wp:posOffset>
+            </wp:positionH>
+            <wp:positionV relativeFrom="page">
+              <wp:posOffset>1154430</wp:posOffset>
+            </wp:positionV>
+            <wp:extent cx="5407660" cy="3781425"/>
+            <wp:effectExtent l="0" t="0" r="2540" b="3175"/>
+            <wp:wrapTopAndBottom/>
+            <wp:docPr id="1" name="图片 1"/>
+            <wp:cNvGraphicFramePr>
+              <a:graphicFrameLocks xmlns:a="http://schemas.openxmlformats.org/drawingml/2006/main" noChangeAspect="1"/>
+            </wp:cNvGraphicFramePr>
+            <a:graphic xmlns:a="http://schemas.openxmlformats.org/drawingml/2006/main">
+              <a:graphicData uri="http://schemas.openxmlformats.org/drawingml/2006/picture">
+                <pic:pic xmlns:pic="http://schemas.openxmlformats.org/drawingml/2006/picture">
+                  <pic:nvPicPr>
+                    <pic:cNvPr id="1" name="图片 1"/>
+                    <pic:cNvPicPr>
+                      <a:picLocks noChangeAspect="1"/>
+                    </pic:cNvPicPr>
+                  </pic:nvPicPr>
+                  <pic:blipFill>
+                    <a:blip r:embed="rId36"/>
+                    <a:stretch>
+                      <a:fillRect/>
+                    </a:stretch>
+                  </pic:blipFill>
+                  <pic:spPr>
+                    <a:xfrm>
+                      <a:off x="0" y="0"/>
+                      <a:ext cx="5407660" cy="3781425"/>
+                    </a:xfrm>
+                    <a:prstGeom prst="rect">
+                      <a:avLst/>
+                    </a:prstGeom>
+                    <a:noFill/>
+                    <a:ln>
+                      <a:noFill/>
+                    </a:ln>
+                  </pic:spPr>
+                </pic:pic>
+              </a:graphicData>
+            </a:graphic>
+          </wp:anchor>
+        </w:drawing>
+      </w:r>
+      <w:r>
         <w:rPr>
           <w:rFonts w:ascii="宋体" w:hAnsi="宋体" w:eastAsia="宋体" w:cs="宋体"/>
           <w:sz w:val="24"/>
@@ -9153,7 +9204,9 @@
                     </pic:cNvPicPr>
                   </pic:nvPicPr>
                   <pic:blipFill>
-                    <a:blip r:embed="rId36"/>
+                    <a:blip r:embed="rId37">
+                      <a:lum bright="100000" contrast="-100000"/>
+                    </a:blip>
                     <a:stretch>
                       <a:fillRect/>
                     </a:stretch>
@@ -9184,6 +9237,7 @@
           <w:szCs w:val="24"/>
         </w:rPr>
       </w:pPr>
+      <w:bookmarkStart w:id="29" w:name="_GoBack"/>
       <w:r>
         <w:rPr>
           <w:rFonts w:hint="default" w:ascii="宋体" w:hAnsi="宋体" w:eastAsia="宋体" w:cs="宋体"/>
@@ -9217,7 +9271,7 @@
                     </pic:cNvPicPr>
                   </pic:nvPicPr>
                   <pic:blipFill>
-                    <a:blip r:embed="rId37"/>
+                    <a:blip r:embed="rId38"/>
                     <a:srcRect t="8512" r="-494"/>
                     <a:stretch>
                       <a:fillRect/>
@@ -9238,6 +9292,7 @@
           </wp:anchor>
         </w:drawing>
       </w:r>
+      <w:bookmarkEnd w:id="29"/>
       <w:r>
         <w:rPr>
           <w:rFonts w:ascii="宋体" w:hAnsi="宋体" w:eastAsia="宋体" w:cs="宋体"/>
@@ -9246,17 +9301,6 @@
         </w:rPr>
         <w:t>综合场景页面：左侧为网络拓扑图（H1、交换机、路由器R、Web服务器），右侧上方为步骤控制面板和当前步骤信息，右侧下方为三张联动数据表（ARP缓存表、MAC地址表、DNS缓存表）和TCP状态跟踪。每步切换时三表同步更新，通信日志实时记录。</w:t>
       </w:r>
-    </w:p>
-    <w:p>
-      <w:pPr>
-        <w:spacing w:line="360" w:lineRule="auto"/>
-        <w:ind w:firstLine="480"/>
-        <w:rPr>
-          <w:rFonts w:ascii="宋体" w:hAnsi="宋体" w:eastAsia="宋体" w:cs="宋体"/>
-          <w:sz w:val="24"/>
-          <w:szCs w:val="24"/>
-        </w:rPr>
-      </w:pPr>
     </w:p>
     <w:p>
       <w:pPr>
@@ -9272,6 +9316,7 @@
       <w:pPr>
         <w:pStyle w:val="3"/>
         <w:spacing w:before="163"/>
+        <w:ind w:firstLine="480" w:firstLineChars="200"/>
         <w:rPr>
           <w:rFonts w:ascii="宋体" w:hAnsi="宋体" w:eastAsia="宋体" w:cs="宋体"/>
           <w:sz w:val="24"/>
@@ -11324,8 +11369,6 @@
               </w:rPr>
               <w:t>张建兵</w:t>
             </w:r>
-            <w:bookmarkStart w:id="29" w:name="_GoBack"/>
-            <w:bookmarkEnd w:id="29"/>
           </w:p>
         </w:tc>
       </w:tr>
